--- a/docs/assets/worddocs/letter-template-nhs-notify.docx
+++ b/docs/assets/worddocs/letter-template-nhs-notify.docx
@@ -21,76 +21,7 @@
         </w:rPr>
         <w:t>T</w:t>
       </w:r>
-      <w:commentRangeEnd w:id="0"/>
-      <w:commentRangeEnd w:id="1"/>
-      <w:r>
-        <w:rPr>
-          <w:rFonts w:cs="Noto Sans Medium"/>
-          <w:szCs w:val="24"/>
-        </w:rPr>
-        <w:commentReference w:id="0"/>
-      </w:r>
-      <w:r>
-        <w:rPr>
-          <w:rFonts w:cs="Noto Sans Medium"/>
-          <w:szCs w:val="24"/>
-        </w:rPr>
-        <w:commentReference w:id="1"/>
-      </w:r>
-      <w:commentRangeEnd w:id="2"/>
-      <w:r>
-        <w:rPr>
-          <w:rFonts w:cs="Noto Sans Medium"/>
-          <w:szCs w:val="24"/>
-        </w:rPr>
-        <w:commentReference w:id="2"/>
-      </w:r>
-      <w:r>
-        <w:rPr>
-          <w:rFonts w:cs="Noto Sans Medium"/>
-          <w:szCs w:val="24"/>
-        </w:rPr>
-        <w:t xml:space="preserve">his is </w:t>
-      </w:r>
-      <w:r>
-        <w:rPr>
-          <w:rFonts w:cs="Noto Sans Medium"/>
-          <w:szCs w:val="24"/>
-        </w:rPr>
-        <w:t>the main</w:t>
-      </w:r>
-      <w:r>
-        <w:rPr>
-          <w:rFonts w:cs="Noto Sans Medium"/>
-          <w:szCs w:val="24"/>
-        </w:rPr>
-        <w:t xml:space="preserve"> heading</w:t>
-      </w:r>
       <w:commentRangeEnd w:id="3"/>
-      <w:r>
-        <w:rPr>
-          <w:rFonts w:cs="Noto Sans Medium"/>
-          <w:szCs w:val="24"/>
-        </w:rPr>
-        <w:commentReference w:id="3"/>
-      </w:r>
-    </w:p>
-    <w:p>
-      <w:pPr>
-        <w:rPr>
-          <w:rFonts w:cs="Noto Sans Medium"/>
-          <w:lang w:eastAsia="en-GB"/>
-        </w:rPr>
-      </w:pPr>
-      <w:commentRangeStart w:id="4"/>
-      <w:r>
-        <w:rPr>
-          <w:rFonts w:cs="Noto Sans Medium"/>
-          <w:lang w:eastAsia="en-GB"/>
-        </w:rPr>
-        <w:t>Dear</w:t>
-      </w:r>
-      <w:commentRangeEnd w:id="4"/>
       <w:r>
         <w:rPr>
           <w:rStyle w:val="CommentReference"/>
@@ -98,61 +29,156 @@
           <w:sz w:val="24"/>
           <w:szCs w:val="24"/>
         </w:rPr>
-        <w:commentReference w:id="4"/>
-      </w:r>
-      <w:r>
-        <w:rPr>
-          <w:rFonts w:cs="Noto Sans Medium"/>
-          <w:lang w:eastAsia="en-GB"/>
-        </w:rPr>
-        <w:t xml:space="preserve"> </w:t>
-      </w:r>
-      <w:commentRangeStart w:id="5"/>
-      <w:r>
-        <w:rPr>
-          <w:rFonts w:cs="Noto Sans Medium"/>
-          <w:lang w:eastAsia="en-GB"/>
-        </w:rPr>
-        <w:t>((fullName))</w:t>
-      </w:r>
-      <w:commentRangeEnd w:id="5"/>
-      <w:r>
-        <w:rPr>
-          <w:rFonts w:cs="Noto Sans Medium"/>
-          <w:lang w:eastAsia="en-GB"/>
-        </w:rPr>
-        <w:commentReference w:id="5"/>
-      </w:r>
-      <w:r>
-        <w:rPr>
-          <w:rFonts w:cs="Noto Sans Medium"/>
-          <w:lang w:eastAsia="en-GB"/>
-        </w:rPr>
-        <w:t>,</w:t>
-      </w:r>
-    </w:p>
-    <w:p>
-      <w:pPr>
-        <w:rPr>
-          <w:rFonts w:cs="Noto Sans Medium"/>
-          <w:lang w:eastAsia="en-GB"/>
-        </w:rPr>
-      </w:pPr>
-      <w:commentRangeStart w:id="6"/>
-      <w:r>
-        <w:rPr>
-          <w:rFonts w:cs="Noto Sans Medium"/>
-          <w:lang w:eastAsia="en-GB"/>
-        </w:rPr>
-        <w:t xml:space="preserve">This is the body text. </w:t>
-      </w:r>
-      <w:commentRangeEnd w:id="6"/>
+        <w:commentReference w:id="3"/>
+      </w:r>
+      <w:commentRangeEnd w:id="2"/>
       <w:r>
         <w:rPr>
           <w:rStyle w:val="CommentReference"/>
           <w:rFonts w:cs="Noto Sans Medium"/>
           <w:sz w:val="24"/>
           <w:szCs w:val="24"/>
+        </w:rPr>
+        <w:commentReference w:id="2"/>
+      </w:r>
+      <w:commentRangeEnd w:id="1"/>
+      <w:r>
+        <w:rPr>
+          <w:rStyle w:val="CommentReference"/>
+          <w:rFonts w:cs="Noto Sans Medium"/>
+          <w:sz w:val="24"/>
+          <w:szCs w:val="24"/>
+        </w:rPr>
+        <w:commentReference w:id="1"/>
+      </w:r>
+      <w:r>
+        <w:rPr>
+          <w:rFonts w:cs="Noto Sans Medium"/>
+          <w:szCs w:val="24"/>
+        </w:rPr>
+        <w:t xml:space="preserve">his is </w:t>
+      </w:r>
+      <w:r>
+        <w:rPr>
+          <w:rFonts w:cs="Noto Sans Medium"/>
+          <w:szCs w:val="24"/>
+        </w:rPr>
+        <w:t>the main</w:t>
+      </w:r>
+      <w:r>
+        <w:rPr>
+          <w:rFonts w:cs="Noto Sans Medium"/>
+          <w:szCs w:val="24"/>
+        </w:rPr>
+        <w:t xml:space="preserve"> heading</w:t>
+      </w:r>
+      <w:commentRangeEnd w:id="0"/>
+      <w:r>
+        <w:rPr>
+          <w:rStyle w:val="CommentReference"/>
+          <w:rFonts w:cs="Noto Sans Medium"/>
+          <w:sz w:val="24"/>
+          <w:szCs w:val="24"/>
+        </w:rPr>
+        <w:commentReference w:id="0"/>
+      </w:r>
+    </w:p>
+    <w:p>
+      <w:pPr>
+        <w:rPr>
+          <w:rFonts w:cs="Noto Sans Medium"/>
+          <w:lang w:eastAsia="en-GB"/>
+        </w:rPr>
+      </w:pPr>
+      <w:commentRangeStart w:id="4"/>
+      <w:r>
+        <w:rPr>
+          <w:rFonts w:cs="Noto Sans Medium"/>
+          <w:lang w:eastAsia="en-GB"/>
+        </w:rPr>
+        <w:t>Dear</w:t>
+      </w:r>
+      <w:commentRangeEnd w:id="4"/>
+      <w:r>
+        <w:rPr>
+          <w:rStyle w:val="CommentReference"/>
+          <w:rFonts w:cs="Noto Sans Medium"/>
+          <w:sz w:val="24"/>
+          <w:szCs w:val="24"/>
+          <w:lang w:eastAsia="en-GB"/>
+        </w:rPr>
+        <w:commentReference w:id="4"/>
+      </w:r>
+      <w:r>
+        <w:rPr>
+          <w:rFonts w:cs="Noto Sans Medium"/>
+          <w:lang w:eastAsia="en-GB"/>
+        </w:rPr>
+        <w:t xml:space="preserve"> </w:t>
+      </w:r>
+      <w:r>
+        <w:rPr>
+          <w:rFonts w:cs="Noto Sans"/>
+        </w:rPr>
+        <w:t>{d.</w:t>
+      </w:r>
+      <w:commentRangeStart w:id="5"/>
+      <w:r>
+        <w:rPr>
+          <w:rFonts w:cs="Noto Sans Medium"/>
+          <w:lang w:eastAsia="en-GB"/>
+        </w:rPr>
+        <w:t>fullName</w:t>
+      </w:r>
+      <w:commentRangeEnd w:id="5"/>
+      <w:r>
+        <w:rPr>
+          <w:rStyle w:val="CommentReference"/>
+          <w:rFonts w:cs="Noto Sans Medium"/>
+          <w:sz w:val="24"/>
+          <w:szCs w:val="24"/>
+          <w:lang w:eastAsia="en-GB"/>
+        </w:rPr>
+        <w:commentReference w:id="5"/>
+      </w:r>
+      <w:r>
+        <w:rPr>
+          <w:rFonts w:cs="Noto Sans Medium"/>
+          <w:lang w:eastAsia="en-GB"/>
+        </w:rPr>
+        <w:t>}</w:t>
+      </w:r>
+      <w:r>
+        <w:rPr>
+          <w:rFonts w:cs="Noto Sans Medium"/>
+          <w:lang w:eastAsia="en-GB"/>
+        </w:rPr>
+        <w:t>,</w:t>
+      </w:r>
+    </w:p>
+    <w:p>
+      <w:pPr>
+        <w:rPr>
+          <w:rFonts w:cs="Noto Sans Medium"/>
+          <w:lang w:eastAsia="en-GB"/>
+        </w:rPr>
+      </w:pPr>
+      <w:commentRangeStart w:id="6"/>
+      <w:r>
+        <w:rPr>
+          <w:rFonts w:cs="Noto Sans Medium"/>
+          <w:lang w:eastAsia="en-GB"/>
+        </w:rPr>
+        <w:t xml:space="preserve">This is the body text. </w:t>
+      </w:r>
+      <w:commentRangeEnd w:id="6"/>
+      <w:r>
+        <w:rPr>
+          <w:rStyle w:val="CommentReference"/>
+          <w:rFonts w:cs="Noto Sans Medium"/>
+          <w:sz w:val="24"/>
+          <w:szCs w:val="24"/>
+          <w:lang w:eastAsia="en-GB"/>
         </w:rPr>
         <w:commentReference w:id="6"/>
       </w:r>
@@ -425,7 +451,31 @@
         <w:rPr>
           <w:rFonts w:cs="Noto Sans Medium"/>
         </w:rPr>
-        <w:t>field, include a placeholder with double brackets around it.</w:t>
+        <w:t xml:space="preserve">field, include a placeholder with </w:t>
+      </w:r>
+      <w:r>
+        <w:rPr>
+          <w:rFonts w:cs="Noto Sans Medium"/>
+        </w:rPr>
+        <w:t>singly curly brackets</w:t>
+      </w:r>
+      <w:r>
+        <w:rPr>
+          <w:rFonts w:cs="Noto Sans Medium"/>
+        </w:rPr>
+        <w:t xml:space="preserve"> around it</w:t>
+      </w:r>
+      <w:r>
+        <w:rPr>
+          <w:rFonts w:cs="Noto Sans Medium"/>
+        </w:rPr>
+        <w:t xml:space="preserve"> and d. at the start</w:t>
+      </w:r>
+      <w:r>
+        <w:rPr>
+          <w:rFonts w:cs="Noto Sans Medium"/>
+        </w:rPr>
+        <w:t>.</w:t>
       </w:r>
       <w:r>
         <w:rPr>
@@ -444,67 +494,7 @@
         <w:rPr>
           <w:rFonts w:cs="Noto Sans Medium"/>
         </w:rPr>
-        <w:t>H</w:t>
-      </w:r>
-      <w:r>
-        <w:rPr>
-          <w:rFonts w:cs="Noto Sans Medium"/>
-        </w:rPr>
-        <w:t>ello ((firstName)), your NHS Number is ((nhsNumber)).</w:t>
-      </w:r>
-      <w:r>
-        <w:rPr>
-          <w:rFonts w:cs="Noto Sans Medium"/>
-        </w:rPr>
-        <w:t xml:space="preserve"> </w:t>
-      </w:r>
-      <w:r>
-        <w:rPr>
-          <w:rFonts w:cs="Noto Sans Medium"/>
-        </w:rPr>
-        <w:t>Y</w:t>
-      </w:r>
-      <w:r>
-        <w:rPr>
-          <w:rFonts w:cs="Noto Sans Medium"/>
-        </w:rPr>
-        <w:t xml:space="preserve">our </w:t>
-      </w:r>
-      <w:r>
-        <w:rPr>
-          <w:rFonts w:cs="Noto Sans Medium"/>
-        </w:rPr>
-        <w:t>GP surgery</w:t>
-      </w:r>
-      <w:r>
-        <w:rPr>
-          <w:rFonts w:cs="Noto Sans Medium"/>
-        </w:rPr>
-        <w:t xml:space="preserve"> </w:t>
-      </w:r>
-      <w:r>
-        <w:rPr>
-          <w:rFonts w:cs="Noto Sans Medium"/>
-        </w:rPr>
-        <w:t xml:space="preserve">is </w:t>
-      </w:r>
-      <w:r>
-        <w:rPr>
-          <w:rFonts w:cs="Noto Sans Medium"/>
-        </w:rPr>
-        <w:t>((gpSurgeryName)), located at ((gpSurgeryAddress))</w:t>
-      </w:r>
-      <w:r>
-        <w:rPr>
-          <w:rFonts w:cs="Noto Sans Medium"/>
-        </w:rPr>
-        <w:t xml:space="preserve">. Call </w:t>
-      </w:r>
-      <w:r>
-        <w:rPr>
-          <w:rFonts w:cs="Noto Sans Medium"/>
-        </w:rPr>
-        <w:t>((gpSurgeryPhone)) to book your appointment.</w:t>
+        <w:t>Hello {d.fullName}, your NHS Number is {d.nhsNumber}. Your appointment is on {d.appointmentDate} at {d.gpSurgery}.</w:t>
       </w:r>
     </w:p>
     <w:p>
@@ -588,6 +578,15 @@
       <w:commentRangeEnd w:id="9"/>
       <w:r>
         <w:rPr>
+          <w:rStyle w:val="CommentReference"/>
+          <w:b/>
+          <w:sz w:val="24"/>
+          <w:szCs w:val="24"/>
+        </w:rPr>
+        <w:commentReference w:id="9"/>
+      </w:r>
+      <w:r>
+        <w:rPr>
           <w:rStyle w:val="Hyperlink"/>
         </w:rPr>
         <w:instrText>"</w:instrText>
@@ -617,12 +616,6 @@
       </w:r>
       <w:r>
         <w:rPr>
-          <w:rStyle w:val="Hyperlink"/>
-        </w:rPr>
-        <w:commentReference w:id="9"/>
-      </w:r>
-      <w:r>
-        <w:rPr>
           <w:rFonts w:cs="Noto Sans Medium"/>
         </w:rPr>
         <w:t>.</w:t>
@@ -853,7 +846,7 @@
           <w:noProof/>
         </w:rPr>
         <w:drawing>
-          <wp:inline distT="0" distB="0" distL="0" distR="0" wp14:anchorId="1EB53E18" wp14:editId="66517A92">
+          <wp:inline distT="0" distB="0" distL="0" distR="0" wp14:anchorId="1EB53E18" wp14:editId="2E39D12C">
             <wp:extent cx="1336431" cy="1336431"/>
             <wp:effectExtent l="0" t="0" r="0" b="0"/>
             <wp:docPr id="1392541066" name="Picture 2" descr="A qr code with a black background&#10;&#10;Description automatically generated"/>
@@ -1008,6 +1001,12 @@
         </w:rPr>
         <w:t xml:space="preserve"> a paragraph to run over different pages, add a page break before the paragraph.</w:t>
       </w:r>
+      <w:r>
+        <w:rPr>
+          <w:noProof/>
+        </w:rPr>
+        <w:t xml:space="preserve"> </w:t>
+      </w:r>
     </w:p>
     <w:p>
       <w:pPr>
@@ -1145,6 +1144,18 @@
           <w:lang w:val="en-US"/>
         </w:rPr>
         <w:t xml:space="preserve"> protection or privacy notices.</w:t>
+      </w:r>
+      <w:r>
+        <w:rPr>
+          <w:noProof/>
+        </w:rPr>
+        <w:t xml:space="preserve"> </w:t>
+      </w:r>
+      <w:r>
+        <w:rPr>
+          <w:noProof/>
+        </w:rPr>
+        <w:t xml:space="preserve"> </w:t>
       </w:r>
     </w:p>
     <w:sectPr>
@@ -1163,7 +1174,7 @@
 
 <file path=word/comments.xml><?xml version="1.0" encoding="utf-8"?>
 <w:comments xmlns:wpc="http://schemas.microsoft.com/office/word/2010/wordprocessingCanvas" xmlns:cx="http://schemas.microsoft.com/office/drawing/2014/chartex" xmlns:cx1="http://schemas.microsoft.com/office/drawing/2015/9/8/chartex" xmlns:cx2="http://schemas.microsoft.com/office/drawing/2015/10/21/chartex" xmlns:cx3="http://schemas.microsoft.com/office/drawing/2016/5/9/chartex" xmlns:cx4="http://schemas.microsoft.com/office/drawing/2016/5/10/chartex" xmlns:cx5="http://schemas.microsoft.com/office/drawing/2016/5/11/chartex" xmlns:cx6="http://schemas.microsoft.com/office/drawing/2016/5/12/chartex" xmlns:cx7="http://schemas.microsoft.com/office/drawing/2016/5/13/chartex" xmlns:cx8="http://schemas.microsoft.com/office/drawing/2016/5/14/chartex" xmlns:mc="http://schemas.openxmlformats.org/markup-compatibility/2006" xmlns:aink="http://schemas.microsoft.com/office/drawing/2016/ink" xmlns:am3d="http://schemas.microsoft.com/office/drawing/2017/model3d" xmlns:o="urn:schemas-microsoft-com:office:office" xmlns:oel="http://schemas.microsoft.com/office/2019/extlst" xmlns:r="http://schemas.openxmlformats.org/officeDocument/2006/relationships" xmlns:m="http://schemas.openxmlformats.org/officeDocument/2006/math" xmlns:v="urn:schemas-microsoft-com:vml" xmlns:wp14="http://schemas.microsoft.com/office/word/2010/wordprocessingDrawing" xmlns:wp="http://schemas.openxmlformats.org/drawingml/2006/wordprocessingDrawing" xmlns:w10="urn:schemas-microsoft-com:office:word" xmlns:w="http://schemas.openxmlformats.org/wordprocessingml/2006/main" xmlns:w14="http://schemas.microsoft.com/office/word/2010/wordml" xmlns:w15="http://schemas.microsoft.com/office/word/2012/wordml" xmlns:w16cex="http://schemas.microsoft.com/office/word/2018/wordml/cex" xmlns:w16cid="http://schemas.microsoft.com/office/word/2016/wordml/cid" xmlns:w16="http://schemas.microsoft.com/office/word/2018/wordml" xmlns:w16du="http://schemas.microsoft.com/office/word/2023/wordml/word16du" xmlns:w16sdtdh="http://schemas.microsoft.com/office/word/2020/wordml/sdtdatahash" xmlns:w16sdtfl="http://schemas.microsoft.com/office/word/2024/wordml/sdtformatlock" xmlns:w16se="http://schemas.microsoft.com/office/word/2015/wordml/symex" xmlns:wpg="http://schemas.microsoft.com/office/word/2010/wordprocessingGroup" xmlns:wpi="http://schemas.microsoft.com/office/word/2010/wordprocessingInk" xmlns:wne="http://schemas.microsoft.com/office/word/2006/wordml" xmlns:wps="http://schemas.microsoft.com/office/word/2010/wordprocessingShape" mc:Ignorable="w14 w15 w16se w16cid w16 w16cex w16sdtdh w16sdtfl w16du wp14">
-  <w:comment w:id="0" w:author="GIFFORD, Emma (NHS ENGLAND - X26)" w:date="2024-08-27T13:51:00Z" w:initials="EG">
+  <w:comment w:id="3" w:author="GIFFORD, Emma (NHS ENGLAND - X26)" w:date="2024-08-27T13:51:00Z" w:initials="EG">
     <w:p>
       <w:pPr>
         <w:pStyle w:val="CommentText"/>
@@ -1212,7 +1223,7 @@
       </w:r>
     </w:p>
   </w:comment>
-  <w:comment w:id="1" w:author="GIFFORD, Emma (NHS ENGLAND - X26)" w:date="2024-08-27T13:50:00Z" w:initials="EG">
+  <w:comment w:id="2" w:author="GIFFORD, Emma (NHS ENGLAND - X26)" w:date="2024-08-27T13:50:00Z" w:initials="EG">
     <w:p>
       <w:pPr>
         <w:pStyle w:val="CommentText"/>
@@ -1228,7 +1239,7 @@
       </w:r>
     </w:p>
   </w:comment>
-  <w:comment w:id="2" w:author="GIFFORD, Emma (NHS ENGLAND - X26)" w:date="2024-08-27T14:00:00Z" w:initials="EG">
+  <w:comment w:id="1" w:author="GIFFORD, Emma (NHS ENGLAND - X26)" w:date="2024-08-27T14:00:00Z" w:initials="EG">
     <w:p>
       <w:pPr>
         <w:pStyle w:val="CommentText"/>
@@ -1274,7 +1285,7 @@
       </w:r>
     </w:p>
   </w:comment>
-  <w:comment w:id="3" w:author="GIFFORD, Emma (NHS ENGLAND - X26)" w:date="2024-08-27T14:15:00Z" w:initials="EG">
+  <w:comment w:id="0" w:author="GIFFORD, Emma (NHS ENGLAND - X26)" w:date="2024-08-27T14:15:00Z" w:initials="EG">
     <w:p>
       <w:pPr>
         <w:pStyle w:val="CommentText"/>
@@ -1936,7 +1947,23 @@
         <w:sz w:val="16"/>
         <w:szCs w:val="16"/>
       </w:rPr>
-      <w:t>((address_line_1))</w:t>
+      <w:t>{d.</w:t>
+    </w:r>
+    <w:r>
+      <w:rPr>
+        <w:rFonts w:cs="Noto Sans"/>
+        <w:sz w:val="16"/>
+        <w:szCs w:val="16"/>
+      </w:rPr>
+      <w:t>address_line_1</w:t>
+    </w:r>
+    <w:r>
+      <w:rPr>
+        <w:rFonts w:cs="Noto Sans"/>
+        <w:sz w:val="16"/>
+        <w:szCs w:val="16"/>
+      </w:rPr>
+      <w:t>}</w:t>
     </w:r>
   </w:p>
   <w:p>
@@ -1956,7 +1983,23 @@
         <w:sz w:val="16"/>
         <w:szCs w:val="16"/>
       </w:rPr>
-      <w:t>((address_line_2))</w:t>
+      <w:t>{d.</w:t>
+    </w:r>
+    <w:r>
+      <w:rPr>
+        <w:rFonts w:cs="Noto Sans"/>
+        <w:sz w:val="16"/>
+        <w:szCs w:val="16"/>
+      </w:rPr>
+      <w:t>address_line_2</w:t>
+    </w:r>
+    <w:r>
+      <w:rPr>
+        <w:rFonts w:cs="Noto Sans"/>
+        <w:sz w:val="16"/>
+        <w:szCs w:val="16"/>
+      </w:rPr>
+      <w:t>}</w:t>
     </w:r>
   </w:p>
   <w:p>
@@ -1976,7 +2019,23 @@
         <w:sz w:val="16"/>
         <w:szCs w:val="16"/>
       </w:rPr>
-      <w:t>((address_line_3))</w:t>
+      <w:t>{d.</w:t>
+    </w:r>
+    <w:r>
+      <w:rPr>
+        <w:rFonts w:cs="Noto Sans"/>
+        <w:sz w:val="16"/>
+        <w:szCs w:val="16"/>
+      </w:rPr>
+      <w:t>address_line_3</w:t>
+    </w:r>
+    <w:r>
+      <w:rPr>
+        <w:rFonts w:cs="Noto Sans"/>
+        <w:sz w:val="16"/>
+        <w:szCs w:val="16"/>
+      </w:rPr>
+      <w:t>}</w:t>
     </w:r>
   </w:p>
   <w:p>
@@ -1996,7 +2055,23 @@
         <w:sz w:val="16"/>
         <w:szCs w:val="16"/>
       </w:rPr>
-      <w:t>((address_line_4))</w:t>
+      <w:t>{d.</w:t>
+    </w:r>
+    <w:r>
+      <w:rPr>
+        <w:rFonts w:cs="Noto Sans"/>
+        <w:sz w:val="16"/>
+        <w:szCs w:val="16"/>
+      </w:rPr>
+      <w:t>address_line_4</w:t>
+    </w:r>
+    <w:r>
+      <w:rPr>
+        <w:rFonts w:cs="Noto Sans"/>
+        <w:sz w:val="16"/>
+        <w:szCs w:val="16"/>
+      </w:rPr>
+      <w:t>}</w:t>
     </w:r>
   </w:p>
   <w:p>
@@ -2016,7 +2091,23 @@
         <w:sz w:val="16"/>
         <w:szCs w:val="16"/>
       </w:rPr>
-      <w:t>((address_line_5))</w:t>
+      <w:t>{d.</w:t>
+    </w:r>
+    <w:r>
+      <w:rPr>
+        <w:rFonts w:cs="Noto Sans"/>
+        <w:sz w:val="16"/>
+        <w:szCs w:val="16"/>
+      </w:rPr>
+      <w:t>address_line_5</w:t>
+    </w:r>
+    <w:r>
+      <w:rPr>
+        <w:rFonts w:cs="Noto Sans"/>
+        <w:sz w:val="16"/>
+        <w:szCs w:val="16"/>
+      </w:rPr>
+      <w:t>}</w:t>
     </w:r>
   </w:p>
   <w:p>
@@ -2036,7 +2127,23 @@
         <w:sz w:val="16"/>
         <w:szCs w:val="16"/>
       </w:rPr>
-      <w:t>((address_line_6))</w:t>
+      <w:t>{d.</w:t>
+    </w:r>
+    <w:r>
+      <w:rPr>
+        <w:rFonts w:cs="Noto Sans"/>
+        <w:sz w:val="16"/>
+        <w:szCs w:val="16"/>
+      </w:rPr>
+      <w:t>address_line_6</w:t>
+    </w:r>
+    <w:r>
+      <w:rPr>
+        <w:rFonts w:cs="Noto Sans"/>
+        <w:sz w:val="16"/>
+        <w:szCs w:val="16"/>
+      </w:rPr>
+      <w:t>}</w:t>
     </w:r>
   </w:p>
   <w:p>
@@ -2056,7 +2163,23 @@
         <w:sz w:val="16"/>
         <w:szCs w:val="16"/>
       </w:rPr>
-      <w:t>((address_line_7))</w:t>
+      <w:t>{d.</w:t>
+    </w:r>
+    <w:r>
+      <w:rPr>
+        <w:rFonts w:cs="Noto Sans"/>
+        <w:sz w:val="16"/>
+        <w:szCs w:val="16"/>
+      </w:rPr>
+      <w:t>address_line_7</w:t>
+    </w:r>
+    <w:r>
+      <w:rPr>
+        <w:rFonts w:cs="Noto Sans"/>
+        <w:sz w:val="16"/>
+        <w:szCs w:val="16"/>
+      </w:rPr>
+      <w:t>}</w:t>
     </w:r>
   </w:p>
   <w:p>
@@ -2150,7 +2273,19 @@
       <w:rPr>
         <w:rFonts w:cs="Noto Sans"/>
       </w:rPr>
-      <w:t>((date))</w:t>
+      <w:t>{d.</w:t>
+    </w:r>
+    <w:r>
+      <w:rPr>
+        <w:rFonts w:cs="Noto Sans"/>
+      </w:rPr>
+      <w:t>date</w:t>
+    </w:r>
+    <w:r>
+      <w:rPr>
+        <w:rFonts w:cs="Noto Sans"/>
+      </w:rPr>
+      <w:t>}</w:t>
     </w:r>
   </w:p>
   <w:p>
@@ -2174,7 +2309,19 @@
       <w:rPr>
         <w:rFonts w:cs="Noto Sans"/>
       </w:rPr>
-      <w:t>((nhsNumber))</w:t>
+      <w:t>{d.</w:t>
+    </w:r>
+    <w:r>
+      <w:rPr>
+        <w:rFonts w:cs="Noto Sans"/>
+      </w:rPr>
+      <w:t>nhsNumber</w:t>
+    </w:r>
+    <w:r>
+      <w:rPr>
+        <w:rFonts w:cs="Noto Sans"/>
+      </w:rPr>
+      <w:t>}</w:t>
     </w:r>
   </w:p>
 </w:hdr>
@@ -4037,7 +4184,6 @@
   <w:style w:type="character" w:default="1" w:styleId="DefaultParagraphFont">
     <w:name w:val="Default Paragraph Font"/>
     <w:uiPriority w:val="1"/>
-    <w:semiHidden/>
     <w:unhideWhenUsed/>
   </w:style>
   <w:style w:type="table" w:default="1" w:styleId="TableNormal">

--- a/docs/assets/worddocs/letter-template-nhs-notify.docx
+++ b/docs/assets/worddocs/letter-template-nhs-notify.docx
@@ -1,6 +1,6 @@
 
 <file path=word/document.xml><?xml version="1.0" encoding="utf-8"?>
-<w:document xmlns:wpc="http://schemas.microsoft.com/office/word/2010/wordprocessingCanvas" xmlns:cx="http://schemas.microsoft.com/office/drawing/2014/chartex" xmlns:cx1="http://schemas.microsoft.com/office/drawing/2015/9/8/chartex" xmlns:cx2="http://schemas.microsoft.com/office/drawing/2015/10/21/chartex" xmlns:cx3="http://schemas.microsoft.com/office/drawing/2016/5/9/chartex" xmlns:cx4="http://schemas.microsoft.com/office/drawing/2016/5/10/chartex" xmlns:cx5="http://schemas.microsoft.com/office/drawing/2016/5/11/chartex" xmlns:cx6="http://schemas.microsoft.com/office/drawing/2016/5/12/chartex" xmlns:cx7="http://schemas.microsoft.com/office/drawing/2016/5/13/chartex" xmlns:cx8="http://schemas.microsoft.com/office/drawing/2016/5/14/chartex" xmlns:mc="http://schemas.openxmlformats.org/markup-compatibility/2006" xmlns:aink="http://schemas.microsoft.com/office/drawing/2016/ink" xmlns:am3d="http://schemas.microsoft.com/office/drawing/2017/model3d" xmlns:o="urn:schemas-microsoft-com:office:office" xmlns:oel="http://schemas.microsoft.com/office/2019/extlst" xmlns:r="http://schemas.openxmlformats.org/officeDocument/2006/relationships" xmlns:m="http://schemas.openxmlformats.org/officeDocument/2006/math" xmlns:v="urn:schemas-microsoft-com:vml" xmlns:wp14="http://schemas.microsoft.com/office/word/2010/wordprocessingDrawing" xmlns:wp="http://schemas.openxmlformats.org/drawingml/2006/wordprocessingDrawing" xmlns:w10="urn:schemas-microsoft-com:office:word" xmlns:w="http://schemas.openxmlformats.org/wordprocessingml/2006/main" xmlns:w14="http://schemas.microsoft.com/office/word/2010/wordml" xmlns:w15="http://schemas.microsoft.com/office/word/2012/wordml" xmlns:w16cex="http://schemas.microsoft.com/office/word/2018/wordml/cex" xmlns:w16cid="http://schemas.microsoft.com/office/word/2016/wordml/cid" xmlns:w16="http://schemas.microsoft.com/office/word/2018/wordml" xmlns:w16du="http://schemas.microsoft.com/office/word/2023/wordml/word16du" xmlns:w16sdtdh="http://schemas.microsoft.com/office/word/2020/wordml/sdtdatahash" xmlns:w16sdtfl="http://schemas.microsoft.com/office/word/2024/wordml/sdtformatlock" xmlns:w16se="http://schemas.microsoft.com/office/word/2015/wordml/symex" xmlns:wpg="http://schemas.microsoft.com/office/word/2010/wordprocessingGroup" xmlns:wpi="http://schemas.microsoft.com/office/word/2010/wordprocessingInk" xmlns:wne="http://schemas.microsoft.com/office/word/2006/wordml" xmlns:wps="http://schemas.microsoft.com/office/word/2010/wordprocessingShape" mc:Ignorable="w14 w15 w16se w16cid w16 w16cex w16sdtdh w16sdtfl w16du wp14">
+<w:document xmlns:wpc="http://schemas.microsoft.com/office/word/2010/wordprocessingCanvas" xmlns:cx="http://schemas.microsoft.com/office/drawing/2014/chartex" xmlns:cx1="http://schemas.microsoft.com/office/drawing/2015/9/8/chartex" xmlns:cx2="http://schemas.microsoft.com/office/drawing/2015/10/21/chartex" xmlns:cx3="http://schemas.microsoft.com/office/drawing/2016/5/9/chartex" xmlns:cx4="http://schemas.microsoft.com/office/drawing/2016/5/10/chartex" xmlns:cx5="http://schemas.microsoft.com/office/drawing/2016/5/11/chartex" xmlns:cx6="http://schemas.microsoft.com/office/drawing/2016/5/12/chartex" xmlns:cx7="http://schemas.microsoft.com/office/drawing/2016/5/13/chartex" xmlns:cx8="http://schemas.microsoft.com/office/drawing/2016/5/14/chartex" xmlns:mc="http://schemas.openxmlformats.org/markup-compatibility/2006" xmlns:aink="http://schemas.microsoft.com/office/drawing/2016/ink" xmlns:am3d="http://schemas.microsoft.com/office/drawing/2017/model3d" xmlns:o="urn:schemas-microsoft-com:office:office" xmlns:oel="http://schemas.microsoft.com/office/2019/extlst" xmlns:r="http://schemas.openxmlformats.org/officeDocument/2006/relationships" xmlns:m="http://schemas.openxmlformats.org/officeDocument/2006/math" xmlns:v="urn:schemas-microsoft-com:vml" xmlns:wp14="http://schemas.microsoft.com/office/word/2010/wordprocessingDrawing" xmlns:wp="http://schemas.openxmlformats.org/drawingml/2006/wordprocessingDrawing" xmlns:w10="urn:schemas-microsoft-com:office:word" xmlns:w="http://schemas.openxmlformats.org/wordprocessingml/2006/main" xmlns:w14="http://schemas.microsoft.com/office/word/2010/wordml" xmlns:w15="http://schemas.microsoft.com/office/word/2012/wordml" xmlns:w16cei="http://schemas.microsoft.com/office/word/2026/wordml/cei" xmlns:w16cex="http://schemas.microsoft.com/office/word/2018/wordml/cex" xmlns:w16cid="http://schemas.microsoft.com/office/word/2016/wordml/cid" xmlns:w16="http://schemas.microsoft.com/office/word/2018/wordml" xmlns:w16du="http://schemas.microsoft.com/office/word/2023/wordml/word16du" xmlns:w16sdtdh="http://schemas.microsoft.com/office/word/2020/wordml/sdtdatahash" xmlns:w16sdtfl="http://schemas.microsoft.com/office/word/2024/wordml/sdtformatlock" xmlns:w16se="http://schemas.microsoft.com/office/word/2015/wordml/symex" xmlns:wpg="http://schemas.microsoft.com/office/word/2010/wordprocessingGroup" xmlns:wpi="http://schemas.microsoft.com/office/word/2010/wordprocessingInk" xmlns:wne="http://schemas.microsoft.com/office/word/2006/wordml" xmlns:wps="http://schemas.microsoft.com/office/word/2010/wordprocessingShape" mc:Ignorable="w14 w15 w16se w16cid w16 w16cex w16sdtdh w16sdtfl w16du wp14">
   <w:body>
     <w:p>
       <w:pPr>
@@ -846,7 +846,7 @@
           <w:noProof/>
         </w:rPr>
         <w:drawing>
-          <wp:inline distT="0" distB="0" distL="0" distR="0" wp14:anchorId="1EB53E18" wp14:editId="2E39D12C">
+          <wp:inline distT="0" distB="0" distL="0" distR="0" wp14:anchorId="1EB53E18" wp14:editId="256B0F70">
             <wp:extent cx="1336431" cy="1336431"/>
             <wp:effectExtent l="0" t="0" r="0" b="0"/>
             <wp:docPr id="1392541066" name="Picture 2" descr="A qr code with a black background&#10;&#10;Description automatically generated"/>
@@ -1163,7 +1163,7 @@
       <w:headerReference w:type="first" r:id="rId14"/>
       <w:footerReference w:type="first" r:id="rId15"/>
       <w:pgSz w:w="11906" w:h="16838"/>
-      <w:pgMar w:top="567" w:right="851" w:bottom="284" w:left="851" w:header="284" w:footer="284" w:gutter="0"/>
+      <w:pgMar w:top="567" w:right="964" w:bottom="284" w:left="964" w:header="284" w:footer="396" w:gutter="0"/>
       <w:cols w:space="708"/>
       <w:titlePg/>
       <w:docGrid w:linePitch="360"/>
@@ -1173,7 +1173,7 @@
 </file>
 
 <file path=word/comments.xml><?xml version="1.0" encoding="utf-8"?>
-<w:comments xmlns:wpc="http://schemas.microsoft.com/office/word/2010/wordprocessingCanvas" xmlns:cx="http://schemas.microsoft.com/office/drawing/2014/chartex" xmlns:cx1="http://schemas.microsoft.com/office/drawing/2015/9/8/chartex" xmlns:cx2="http://schemas.microsoft.com/office/drawing/2015/10/21/chartex" xmlns:cx3="http://schemas.microsoft.com/office/drawing/2016/5/9/chartex" xmlns:cx4="http://schemas.microsoft.com/office/drawing/2016/5/10/chartex" xmlns:cx5="http://schemas.microsoft.com/office/drawing/2016/5/11/chartex" xmlns:cx6="http://schemas.microsoft.com/office/drawing/2016/5/12/chartex" xmlns:cx7="http://schemas.microsoft.com/office/drawing/2016/5/13/chartex" xmlns:cx8="http://schemas.microsoft.com/office/drawing/2016/5/14/chartex" xmlns:mc="http://schemas.openxmlformats.org/markup-compatibility/2006" xmlns:aink="http://schemas.microsoft.com/office/drawing/2016/ink" xmlns:am3d="http://schemas.microsoft.com/office/drawing/2017/model3d" xmlns:o="urn:schemas-microsoft-com:office:office" xmlns:oel="http://schemas.microsoft.com/office/2019/extlst" xmlns:r="http://schemas.openxmlformats.org/officeDocument/2006/relationships" xmlns:m="http://schemas.openxmlformats.org/officeDocument/2006/math" xmlns:v="urn:schemas-microsoft-com:vml" xmlns:wp14="http://schemas.microsoft.com/office/word/2010/wordprocessingDrawing" xmlns:wp="http://schemas.openxmlformats.org/drawingml/2006/wordprocessingDrawing" xmlns:w10="urn:schemas-microsoft-com:office:word" xmlns:w="http://schemas.openxmlformats.org/wordprocessingml/2006/main" xmlns:w14="http://schemas.microsoft.com/office/word/2010/wordml" xmlns:w15="http://schemas.microsoft.com/office/word/2012/wordml" xmlns:w16cex="http://schemas.microsoft.com/office/word/2018/wordml/cex" xmlns:w16cid="http://schemas.microsoft.com/office/word/2016/wordml/cid" xmlns:w16="http://schemas.microsoft.com/office/word/2018/wordml" xmlns:w16du="http://schemas.microsoft.com/office/word/2023/wordml/word16du" xmlns:w16sdtdh="http://schemas.microsoft.com/office/word/2020/wordml/sdtdatahash" xmlns:w16sdtfl="http://schemas.microsoft.com/office/word/2024/wordml/sdtformatlock" xmlns:w16se="http://schemas.microsoft.com/office/word/2015/wordml/symex" xmlns:wpg="http://schemas.microsoft.com/office/word/2010/wordprocessingGroup" xmlns:wpi="http://schemas.microsoft.com/office/word/2010/wordprocessingInk" xmlns:wne="http://schemas.microsoft.com/office/word/2006/wordml" xmlns:wps="http://schemas.microsoft.com/office/word/2010/wordprocessingShape" mc:Ignorable="w14 w15 w16se w16cid w16 w16cex w16sdtdh w16sdtfl w16du wp14">
+<w:comments xmlns:wpc="http://schemas.microsoft.com/office/word/2010/wordprocessingCanvas" xmlns:cx="http://schemas.microsoft.com/office/drawing/2014/chartex" xmlns:cx1="http://schemas.microsoft.com/office/drawing/2015/9/8/chartex" xmlns:cx2="http://schemas.microsoft.com/office/drawing/2015/10/21/chartex" xmlns:cx3="http://schemas.microsoft.com/office/drawing/2016/5/9/chartex" xmlns:cx4="http://schemas.microsoft.com/office/drawing/2016/5/10/chartex" xmlns:cx5="http://schemas.microsoft.com/office/drawing/2016/5/11/chartex" xmlns:cx6="http://schemas.microsoft.com/office/drawing/2016/5/12/chartex" xmlns:cx7="http://schemas.microsoft.com/office/drawing/2016/5/13/chartex" xmlns:cx8="http://schemas.microsoft.com/office/drawing/2016/5/14/chartex" xmlns:mc="http://schemas.openxmlformats.org/markup-compatibility/2006" xmlns:aink="http://schemas.microsoft.com/office/drawing/2016/ink" xmlns:am3d="http://schemas.microsoft.com/office/drawing/2017/model3d" xmlns:o="urn:schemas-microsoft-com:office:office" xmlns:oel="http://schemas.microsoft.com/office/2019/extlst" xmlns:r="http://schemas.openxmlformats.org/officeDocument/2006/relationships" xmlns:m="http://schemas.openxmlformats.org/officeDocument/2006/math" xmlns:v="urn:schemas-microsoft-com:vml" xmlns:wp14="http://schemas.microsoft.com/office/word/2010/wordprocessingDrawing" xmlns:wp="http://schemas.openxmlformats.org/drawingml/2006/wordprocessingDrawing" xmlns:w10="urn:schemas-microsoft-com:office:word" xmlns:w="http://schemas.openxmlformats.org/wordprocessingml/2006/main" xmlns:w14="http://schemas.microsoft.com/office/word/2010/wordml" xmlns:w15="http://schemas.microsoft.com/office/word/2012/wordml" xmlns:w16cei="http://schemas.microsoft.com/office/word/2026/wordml/cei" xmlns:w16cex="http://schemas.microsoft.com/office/word/2018/wordml/cex" xmlns:w16cid="http://schemas.microsoft.com/office/word/2016/wordml/cid" xmlns:w16="http://schemas.microsoft.com/office/word/2018/wordml" xmlns:w16du="http://schemas.microsoft.com/office/word/2023/wordml/word16du" xmlns:w16sdtdh="http://schemas.microsoft.com/office/word/2020/wordml/sdtdatahash" xmlns:w16sdtfl="http://schemas.microsoft.com/office/word/2024/wordml/sdtformatlock" xmlns:w16se="http://schemas.microsoft.com/office/word/2015/wordml/symex" xmlns:wpg="http://schemas.microsoft.com/office/word/2010/wordprocessingGroup" xmlns:wpi="http://schemas.microsoft.com/office/word/2010/wordprocessingInk" xmlns:wne="http://schemas.microsoft.com/office/word/2006/wordml" xmlns:wps="http://schemas.microsoft.com/office/word/2010/wordprocessingShape" mc:Ignorable="w14 w15 w16se w16cid w16 w16cex w16sdtdh w16sdtfl w16du wp14">
   <w:comment w:id="3" w:author="GIFFORD, Emma (NHS ENGLAND - X26)" w:date="2024-08-27T13:51:00Z" w:initials="EG">
     <w:p>
       <w:pPr>
@@ -1507,7 +1507,7 @@
 </file>
 
 <file path=word/commentsExtended.xml><?xml version="1.0" encoding="utf-8"?>
-<w15:commentsEx xmlns:wpc="http://schemas.microsoft.com/office/word/2010/wordprocessingCanvas" xmlns:cx="http://schemas.microsoft.com/office/drawing/2014/chartex" xmlns:cx1="http://schemas.microsoft.com/office/drawing/2015/9/8/chartex" xmlns:cx2="http://schemas.microsoft.com/office/drawing/2015/10/21/chartex" xmlns:cx3="http://schemas.microsoft.com/office/drawing/2016/5/9/chartex" xmlns:cx4="http://schemas.microsoft.com/office/drawing/2016/5/10/chartex" xmlns:cx5="http://schemas.microsoft.com/office/drawing/2016/5/11/chartex" xmlns:cx6="http://schemas.microsoft.com/office/drawing/2016/5/12/chartex" xmlns:cx7="http://schemas.microsoft.com/office/drawing/2016/5/13/chartex" xmlns:cx8="http://schemas.microsoft.com/office/drawing/2016/5/14/chartex" xmlns:mc="http://schemas.openxmlformats.org/markup-compatibility/2006" xmlns:aink="http://schemas.microsoft.com/office/drawing/2016/ink" xmlns:am3d="http://schemas.microsoft.com/office/drawing/2017/model3d" xmlns:o="urn:schemas-microsoft-com:office:office" xmlns:oel="http://schemas.microsoft.com/office/2019/extlst" xmlns:r="http://schemas.openxmlformats.org/officeDocument/2006/relationships" xmlns:m="http://schemas.openxmlformats.org/officeDocument/2006/math" xmlns:v="urn:schemas-microsoft-com:vml" xmlns:wp14="http://schemas.microsoft.com/office/word/2010/wordprocessingDrawing" xmlns:wp="http://schemas.openxmlformats.org/drawingml/2006/wordprocessingDrawing" xmlns:w10="urn:schemas-microsoft-com:office:word" xmlns:w="http://schemas.openxmlformats.org/wordprocessingml/2006/main" xmlns:w14="http://schemas.microsoft.com/office/word/2010/wordml" xmlns:w15="http://schemas.microsoft.com/office/word/2012/wordml" xmlns:w16cex="http://schemas.microsoft.com/office/word/2018/wordml/cex" xmlns:w16cid="http://schemas.microsoft.com/office/word/2016/wordml/cid" xmlns:w16="http://schemas.microsoft.com/office/word/2018/wordml" xmlns:w16du="http://schemas.microsoft.com/office/word/2023/wordml/word16du" xmlns:w16sdtdh="http://schemas.microsoft.com/office/word/2020/wordml/sdtdatahash" xmlns:w16sdtfl="http://schemas.microsoft.com/office/word/2024/wordml/sdtformatlock" xmlns:w16se="http://schemas.microsoft.com/office/word/2015/wordml/symex" xmlns:wpg="http://schemas.microsoft.com/office/word/2010/wordprocessingGroup" xmlns:wpi="http://schemas.microsoft.com/office/word/2010/wordprocessingInk" xmlns:wne="http://schemas.microsoft.com/office/word/2006/wordml" xmlns:wps="http://schemas.microsoft.com/office/word/2010/wordprocessingShape" mc:Ignorable="w14 w15 w16se w16cid w16 w16cex w16sdtdh w16sdtfl w16du wp14">
+<w15:commentsEx xmlns:wpc="http://schemas.microsoft.com/office/word/2010/wordprocessingCanvas" xmlns:cx="http://schemas.microsoft.com/office/drawing/2014/chartex" xmlns:cx1="http://schemas.microsoft.com/office/drawing/2015/9/8/chartex" xmlns:cx2="http://schemas.microsoft.com/office/drawing/2015/10/21/chartex" xmlns:cx3="http://schemas.microsoft.com/office/drawing/2016/5/9/chartex" xmlns:cx4="http://schemas.microsoft.com/office/drawing/2016/5/10/chartex" xmlns:cx5="http://schemas.microsoft.com/office/drawing/2016/5/11/chartex" xmlns:cx6="http://schemas.microsoft.com/office/drawing/2016/5/12/chartex" xmlns:cx7="http://schemas.microsoft.com/office/drawing/2016/5/13/chartex" xmlns:cx8="http://schemas.microsoft.com/office/drawing/2016/5/14/chartex" xmlns:mc="http://schemas.openxmlformats.org/markup-compatibility/2006" xmlns:aink="http://schemas.microsoft.com/office/drawing/2016/ink" xmlns:am3d="http://schemas.microsoft.com/office/drawing/2017/model3d" xmlns:o="urn:schemas-microsoft-com:office:office" xmlns:oel="http://schemas.microsoft.com/office/2019/extlst" xmlns:r="http://schemas.openxmlformats.org/officeDocument/2006/relationships" xmlns:m="http://schemas.openxmlformats.org/officeDocument/2006/math" xmlns:v="urn:schemas-microsoft-com:vml" xmlns:wp14="http://schemas.microsoft.com/office/word/2010/wordprocessingDrawing" xmlns:wp="http://schemas.openxmlformats.org/drawingml/2006/wordprocessingDrawing" xmlns:w10="urn:schemas-microsoft-com:office:word" xmlns:w="http://schemas.openxmlformats.org/wordprocessingml/2006/main" xmlns:w14="http://schemas.microsoft.com/office/word/2010/wordml" xmlns:w15="http://schemas.microsoft.com/office/word/2012/wordml" xmlns:w16cei="http://schemas.microsoft.com/office/word/2026/wordml/cei" xmlns:w16cex="http://schemas.microsoft.com/office/word/2018/wordml/cex" xmlns:w16cid="http://schemas.microsoft.com/office/word/2016/wordml/cid" xmlns:w16="http://schemas.microsoft.com/office/word/2018/wordml" xmlns:w16du="http://schemas.microsoft.com/office/word/2023/wordml/word16du" xmlns:w16sdtdh="http://schemas.microsoft.com/office/word/2020/wordml/sdtdatahash" xmlns:w16sdtfl="http://schemas.microsoft.com/office/word/2024/wordml/sdtformatlock" xmlns:w16se="http://schemas.microsoft.com/office/word/2015/wordml/symex" xmlns:wpg="http://schemas.microsoft.com/office/word/2010/wordprocessingGroup" xmlns:wpi="http://schemas.microsoft.com/office/word/2010/wordprocessingInk" xmlns:wne="http://schemas.microsoft.com/office/word/2006/wordml" xmlns:wps="http://schemas.microsoft.com/office/word/2010/wordprocessingShape" mc:Ignorable="w14 w15 w16se w16cid w16 w16cex w16sdtdh w16sdtfl w16du wp14">
   <w15:commentEx w15:paraId="5658C2AB" w15:done="0"/>
   <w15:commentEx w15:paraId="5D816678" w15:done="0"/>
   <w15:commentEx w15:paraId="600C8EC2" w15:done="0"/>
@@ -1522,7 +1522,7 @@
 </file>
 
 <file path=word/commentsExtensible.xml><?xml version="1.0" encoding="utf-8"?>
-<w16cex:commentsExtensible xmlns:wpc="http://schemas.microsoft.com/office/word/2010/wordprocessingCanvas" xmlns:cx="http://schemas.microsoft.com/office/drawing/2014/chartex" xmlns:cx1="http://schemas.microsoft.com/office/drawing/2015/9/8/chartex" xmlns:cx2="http://schemas.microsoft.com/office/drawing/2015/10/21/chartex" xmlns:cx3="http://schemas.microsoft.com/office/drawing/2016/5/9/chartex" xmlns:cx4="http://schemas.microsoft.com/office/drawing/2016/5/10/chartex" xmlns:cx5="http://schemas.microsoft.com/office/drawing/2016/5/11/chartex" xmlns:cx6="http://schemas.microsoft.com/office/drawing/2016/5/12/chartex" xmlns:cx7="http://schemas.microsoft.com/office/drawing/2016/5/13/chartex" xmlns:cx8="http://schemas.microsoft.com/office/drawing/2016/5/14/chartex" xmlns:cr="http://schemas.microsoft.com/office/comments/2020/reactions" xmlns:mc="http://schemas.openxmlformats.org/markup-compatibility/2006" xmlns:aink="http://schemas.microsoft.com/office/drawing/2016/ink" xmlns:am3d="http://schemas.microsoft.com/office/drawing/2017/model3d" xmlns:o="urn:schemas-microsoft-com:office:office" xmlns:oel="http://schemas.microsoft.com/office/2019/extlst" xmlns:r="http://schemas.openxmlformats.org/officeDocument/2006/relationships" xmlns:m="http://schemas.openxmlformats.org/officeDocument/2006/math" xmlns:v="urn:schemas-microsoft-com:vml" xmlns:wp14="http://schemas.microsoft.com/office/word/2010/wordprocessingDrawing" xmlns:wp="http://schemas.openxmlformats.org/drawingml/2006/wordprocessingDrawing" xmlns:w10="urn:schemas-microsoft-com:office:word" xmlns:w="http://schemas.openxmlformats.org/wordprocessingml/2006/main" xmlns:w14="http://schemas.microsoft.com/office/word/2010/wordml" xmlns:w15="http://schemas.microsoft.com/office/word/2012/wordml" xmlns:w16cex="http://schemas.microsoft.com/office/word/2018/wordml/cex" xmlns:w16cid="http://schemas.microsoft.com/office/word/2016/wordml/cid" xmlns:w16="http://schemas.microsoft.com/office/word/2018/wordml" xmlns:w16du="http://schemas.microsoft.com/office/word/2023/wordml/word16du" xmlns:w16sdtdh="http://schemas.microsoft.com/office/word/2020/wordml/sdtdatahash" xmlns:w16sdtfl="http://schemas.microsoft.com/office/word/2024/wordml/sdtformatlock" xmlns:w16se="http://schemas.microsoft.com/office/word/2015/wordml/symex" xmlns:wpg="http://schemas.microsoft.com/office/word/2010/wordprocessingGroup" xmlns:wpi="http://schemas.microsoft.com/office/word/2010/wordprocessingInk" xmlns:wne="http://schemas.microsoft.com/office/word/2006/wordml" xmlns:wps="http://schemas.microsoft.com/office/word/2010/wordprocessingShape" mc:Ignorable="w14 w15 w16se w16cid w16 w16cex w16sdtdh w16sdtfl cr w16du wp14">
+<w16cex:commentsExtensible xmlns:wpc="http://schemas.microsoft.com/office/word/2010/wordprocessingCanvas" xmlns:cx="http://schemas.microsoft.com/office/drawing/2014/chartex" xmlns:cx1="http://schemas.microsoft.com/office/drawing/2015/9/8/chartex" xmlns:cx2="http://schemas.microsoft.com/office/drawing/2015/10/21/chartex" xmlns:cx3="http://schemas.microsoft.com/office/drawing/2016/5/9/chartex" xmlns:cx4="http://schemas.microsoft.com/office/drawing/2016/5/10/chartex" xmlns:cx5="http://schemas.microsoft.com/office/drawing/2016/5/11/chartex" xmlns:cx6="http://schemas.microsoft.com/office/drawing/2016/5/12/chartex" xmlns:cx7="http://schemas.microsoft.com/office/drawing/2016/5/13/chartex" xmlns:cx8="http://schemas.microsoft.com/office/drawing/2016/5/14/chartex" xmlns:cr="http://schemas.microsoft.com/office/comments/2020/reactions" xmlns:mc="http://schemas.openxmlformats.org/markup-compatibility/2006" xmlns:aink="http://schemas.microsoft.com/office/drawing/2016/ink" xmlns:am3d="http://schemas.microsoft.com/office/drawing/2017/model3d" xmlns:o="urn:schemas-microsoft-com:office:office" xmlns:oel="http://schemas.microsoft.com/office/2019/extlst" xmlns:r="http://schemas.openxmlformats.org/officeDocument/2006/relationships" xmlns:m="http://schemas.openxmlformats.org/officeDocument/2006/math" xmlns:v="urn:schemas-microsoft-com:vml" xmlns:wp14="http://schemas.microsoft.com/office/word/2010/wordprocessingDrawing" xmlns:wp="http://schemas.openxmlformats.org/drawingml/2006/wordprocessingDrawing" xmlns:w10="urn:schemas-microsoft-com:office:word" xmlns:w="http://schemas.openxmlformats.org/wordprocessingml/2006/main" xmlns:w14="http://schemas.microsoft.com/office/word/2010/wordml" xmlns:w15="http://schemas.microsoft.com/office/word/2012/wordml" xmlns:w16cei="http://schemas.microsoft.com/office/word/2026/wordml/cei" xmlns:w16cex="http://schemas.microsoft.com/office/word/2018/wordml/cex" xmlns:w16cid="http://schemas.microsoft.com/office/word/2016/wordml/cid" xmlns:w16="http://schemas.microsoft.com/office/word/2018/wordml" xmlns:w16du="http://schemas.microsoft.com/office/word/2023/wordml/word16du" xmlns:w16sdtdh="http://schemas.microsoft.com/office/word/2020/wordml/sdtdatahash" xmlns:w16sdtfl="http://schemas.microsoft.com/office/word/2024/wordml/sdtformatlock" xmlns:w16se="http://schemas.microsoft.com/office/word/2015/wordml/symex" xmlns:wpg="http://schemas.microsoft.com/office/word/2010/wordprocessingGroup" xmlns:wpi="http://schemas.microsoft.com/office/word/2010/wordprocessingInk" xmlns:wne="http://schemas.microsoft.com/office/word/2006/wordml" xmlns:wps="http://schemas.microsoft.com/office/word/2010/wordprocessingShape" mc:Ignorable="w14 w15 w16se w16cid w16 w16cex w16sdtdh w16sdtfl cr w16du wp14">
   <w16cex:commentExtensible w16cex:durableId="5C50AEC9" w16cex:dateUtc="2024-08-27T12:51:00Z"/>
   <w16cex:commentExtensible w16cex:durableId="3B7EFCB6" w16cex:dateUtc="2024-08-27T12:50:00Z"/>
   <w16cex:commentExtensible w16cex:durableId="7D5B7042" w16cex:dateUtc="2024-08-27T13:00:00Z"/>
@@ -1537,7 +1537,7 @@
 </file>
 
 <file path=word/commentsIds.xml><?xml version="1.0" encoding="utf-8"?>
-<w16cid:commentsIds xmlns:wpc="http://schemas.microsoft.com/office/word/2010/wordprocessingCanvas" xmlns:cx="http://schemas.microsoft.com/office/drawing/2014/chartex" xmlns:cx1="http://schemas.microsoft.com/office/drawing/2015/9/8/chartex" xmlns:cx2="http://schemas.microsoft.com/office/drawing/2015/10/21/chartex" xmlns:cx3="http://schemas.microsoft.com/office/drawing/2016/5/9/chartex" xmlns:cx4="http://schemas.microsoft.com/office/drawing/2016/5/10/chartex" xmlns:cx5="http://schemas.microsoft.com/office/drawing/2016/5/11/chartex" xmlns:cx6="http://schemas.microsoft.com/office/drawing/2016/5/12/chartex" xmlns:cx7="http://schemas.microsoft.com/office/drawing/2016/5/13/chartex" xmlns:cx8="http://schemas.microsoft.com/office/drawing/2016/5/14/chartex" xmlns:mc="http://schemas.openxmlformats.org/markup-compatibility/2006" xmlns:aink="http://schemas.microsoft.com/office/drawing/2016/ink" xmlns:am3d="http://schemas.microsoft.com/office/drawing/2017/model3d" xmlns:o="urn:schemas-microsoft-com:office:office" xmlns:oel="http://schemas.microsoft.com/office/2019/extlst" xmlns:r="http://schemas.openxmlformats.org/officeDocument/2006/relationships" xmlns:m="http://schemas.openxmlformats.org/officeDocument/2006/math" xmlns:v="urn:schemas-microsoft-com:vml" xmlns:wp14="http://schemas.microsoft.com/office/word/2010/wordprocessingDrawing" xmlns:wp="http://schemas.openxmlformats.org/drawingml/2006/wordprocessingDrawing" xmlns:w10="urn:schemas-microsoft-com:office:word" xmlns:w="http://schemas.openxmlformats.org/wordprocessingml/2006/main" xmlns:w14="http://schemas.microsoft.com/office/word/2010/wordml" xmlns:w15="http://schemas.microsoft.com/office/word/2012/wordml" xmlns:w16cex="http://schemas.microsoft.com/office/word/2018/wordml/cex" xmlns:w16cid="http://schemas.microsoft.com/office/word/2016/wordml/cid" xmlns:w16="http://schemas.microsoft.com/office/word/2018/wordml" xmlns:w16du="http://schemas.microsoft.com/office/word/2023/wordml/word16du" xmlns:w16sdtdh="http://schemas.microsoft.com/office/word/2020/wordml/sdtdatahash" xmlns:w16sdtfl="http://schemas.microsoft.com/office/word/2024/wordml/sdtformatlock" xmlns:w16se="http://schemas.microsoft.com/office/word/2015/wordml/symex" xmlns:wpg="http://schemas.microsoft.com/office/word/2010/wordprocessingGroup" xmlns:wpi="http://schemas.microsoft.com/office/word/2010/wordprocessingInk" xmlns:wne="http://schemas.microsoft.com/office/word/2006/wordml" xmlns:wps="http://schemas.microsoft.com/office/word/2010/wordprocessingShape" mc:Ignorable="w14 w15 w16se w16cid w16 w16cex w16sdtdh w16sdtfl w16du wp14">
+<w16cid:commentsIds xmlns:wpc="http://schemas.microsoft.com/office/word/2010/wordprocessingCanvas" xmlns:cx="http://schemas.microsoft.com/office/drawing/2014/chartex" xmlns:cx1="http://schemas.microsoft.com/office/drawing/2015/9/8/chartex" xmlns:cx2="http://schemas.microsoft.com/office/drawing/2015/10/21/chartex" xmlns:cx3="http://schemas.microsoft.com/office/drawing/2016/5/9/chartex" xmlns:cx4="http://schemas.microsoft.com/office/drawing/2016/5/10/chartex" xmlns:cx5="http://schemas.microsoft.com/office/drawing/2016/5/11/chartex" xmlns:cx6="http://schemas.microsoft.com/office/drawing/2016/5/12/chartex" xmlns:cx7="http://schemas.microsoft.com/office/drawing/2016/5/13/chartex" xmlns:cx8="http://schemas.microsoft.com/office/drawing/2016/5/14/chartex" xmlns:mc="http://schemas.openxmlformats.org/markup-compatibility/2006" xmlns:aink="http://schemas.microsoft.com/office/drawing/2016/ink" xmlns:am3d="http://schemas.microsoft.com/office/drawing/2017/model3d" xmlns:o="urn:schemas-microsoft-com:office:office" xmlns:oel="http://schemas.microsoft.com/office/2019/extlst" xmlns:r="http://schemas.openxmlformats.org/officeDocument/2006/relationships" xmlns:m="http://schemas.openxmlformats.org/officeDocument/2006/math" xmlns:v="urn:schemas-microsoft-com:vml" xmlns:wp14="http://schemas.microsoft.com/office/word/2010/wordprocessingDrawing" xmlns:wp="http://schemas.openxmlformats.org/drawingml/2006/wordprocessingDrawing" xmlns:w10="urn:schemas-microsoft-com:office:word" xmlns:w="http://schemas.openxmlformats.org/wordprocessingml/2006/main" xmlns:w14="http://schemas.microsoft.com/office/word/2010/wordml" xmlns:w15="http://schemas.microsoft.com/office/word/2012/wordml" xmlns:w16cei="http://schemas.microsoft.com/office/word/2026/wordml/cei" xmlns:w16cex="http://schemas.microsoft.com/office/word/2018/wordml/cex" xmlns:w16cid="http://schemas.microsoft.com/office/word/2016/wordml/cid" xmlns:w16="http://schemas.microsoft.com/office/word/2018/wordml" xmlns:w16du="http://schemas.microsoft.com/office/word/2023/wordml/word16du" xmlns:w16sdtdh="http://schemas.microsoft.com/office/word/2020/wordml/sdtdatahash" xmlns:w16sdtfl="http://schemas.microsoft.com/office/word/2024/wordml/sdtformatlock" xmlns:w16se="http://schemas.microsoft.com/office/word/2015/wordml/symex" xmlns:wpg="http://schemas.microsoft.com/office/word/2010/wordprocessingGroup" xmlns:wpi="http://schemas.microsoft.com/office/word/2010/wordprocessingInk" xmlns:wne="http://schemas.microsoft.com/office/word/2006/wordml" xmlns:wps="http://schemas.microsoft.com/office/word/2010/wordprocessingShape" mc:Ignorable="w14 w15 w16se w16cid w16 w16cex w16sdtdh w16sdtfl w16du wp14">
   <w16cid:commentId w16cid:paraId="5658C2AB" w16cid:durableId="5C50AEC9"/>
   <w16cid:commentId w16cid:paraId="5D816678" w16cid:durableId="3B7EFCB6"/>
   <w16cid:commentId w16cid:paraId="600C8EC2" w16cid:durableId="7D5B7042"/>
@@ -1552,7 +1552,7 @@
 </file>
 
 <file path=word/endnotes.xml><?xml version="1.0" encoding="utf-8"?>
-<w:endnotes xmlns:wpc="http://schemas.microsoft.com/office/word/2010/wordprocessingCanvas" xmlns:cx="http://schemas.microsoft.com/office/drawing/2014/chartex" xmlns:cx1="http://schemas.microsoft.com/office/drawing/2015/9/8/chartex" xmlns:cx2="http://schemas.microsoft.com/office/drawing/2015/10/21/chartex" xmlns:cx3="http://schemas.microsoft.com/office/drawing/2016/5/9/chartex" xmlns:cx4="http://schemas.microsoft.com/office/drawing/2016/5/10/chartex" xmlns:cx5="http://schemas.microsoft.com/office/drawing/2016/5/11/chartex" xmlns:cx6="http://schemas.microsoft.com/office/drawing/2016/5/12/chartex" xmlns:cx7="http://schemas.microsoft.com/office/drawing/2016/5/13/chartex" xmlns:cx8="http://schemas.microsoft.com/office/drawing/2016/5/14/chartex" xmlns:mc="http://schemas.openxmlformats.org/markup-compatibility/2006" xmlns:aink="http://schemas.microsoft.com/office/drawing/2016/ink" xmlns:am3d="http://schemas.microsoft.com/office/drawing/2017/model3d" xmlns:o="urn:schemas-microsoft-com:office:office" xmlns:oel="http://schemas.microsoft.com/office/2019/extlst" xmlns:r="http://schemas.openxmlformats.org/officeDocument/2006/relationships" xmlns:m="http://schemas.openxmlformats.org/officeDocument/2006/math" xmlns:v="urn:schemas-microsoft-com:vml" xmlns:wp14="http://schemas.microsoft.com/office/word/2010/wordprocessingDrawing" xmlns:wp="http://schemas.openxmlformats.org/drawingml/2006/wordprocessingDrawing" xmlns:w10="urn:schemas-microsoft-com:office:word" xmlns:w="http://schemas.openxmlformats.org/wordprocessingml/2006/main" xmlns:w14="http://schemas.microsoft.com/office/word/2010/wordml" xmlns:w15="http://schemas.microsoft.com/office/word/2012/wordml" xmlns:w16cex="http://schemas.microsoft.com/office/word/2018/wordml/cex" xmlns:w16cid="http://schemas.microsoft.com/office/word/2016/wordml/cid" xmlns:w16="http://schemas.microsoft.com/office/word/2018/wordml" xmlns:w16du="http://schemas.microsoft.com/office/word/2023/wordml/word16du" xmlns:w16sdtdh="http://schemas.microsoft.com/office/word/2020/wordml/sdtdatahash" xmlns:w16sdtfl="http://schemas.microsoft.com/office/word/2024/wordml/sdtformatlock" xmlns:w16se="http://schemas.microsoft.com/office/word/2015/wordml/symex" xmlns:wpg="http://schemas.microsoft.com/office/word/2010/wordprocessingGroup" xmlns:wpi="http://schemas.microsoft.com/office/word/2010/wordprocessingInk" xmlns:wne="http://schemas.microsoft.com/office/word/2006/wordml" xmlns:wps="http://schemas.microsoft.com/office/word/2010/wordprocessingShape" mc:Ignorable="w14 w15 w16se w16cid w16 w16cex w16sdtdh w16sdtfl w16du wp14">
+<w:endnotes xmlns:wpc="http://schemas.microsoft.com/office/word/2010/wordprocessingCanvas" xmlns:cx="http://schemas.microsoft.com/office/drawing/2014/chartex" xmlns:cx1="http://schemas.microsoft.com/office/drawing/2015/9/8/chartex" xmlns:cx2="http://schemas.microsoft.com/office/drawing/2015/10/21/chartex" xmlns:cx3="http://schemas.microsoft.com/office/drawing/2016/5/9/chartex" xmlns:cx4="http://schemas.microsoft.com/office/drawing/2016/5/10/chartex" xmlns:cx5="http://schemas.microsoft.com/office/drawing/2016/5/11/chartex" xmlns:cx6="http://schemas.microsoft.com/office/drawing/2016/5/12/chartex" xmlns:cx7="http://schemas.microsoft.com/office/drawing/2016/5/13/chartex" xmlns:cx8="http://schemas.microsoft.com/office/drawing/2016/5/14/chartex" xmlns:mc="http://schemas.openxmlformats.org/markup-compatibility/2006" xmlns:aink="http://schemas.microsoft.com/office/drawing/2016/ink" xmlns:am3d="http://schemas.microsoft.com/office/drawing/2017/model3d" xmlns:o="urn:schemas-microsoft-com:office:office" xmlns:oel="http://schemas.microsoft.com/office/2019/extlst" xmlns:r="http://schemas.openxmlformats.org/officeDocument/2006/relationships" xmlns:m="http://schemas.openxmlformats.org/officeDocument/2006/math" xmlns:v="urn:schemas-microsoft-com:vml" xmlns:wp14="http://schemas.microsoft.com/office/word/2010/wordprocessingDrawing" xmlns:wp="http://schemas.openxmlformats.org/drawingml/2006/wordprocessingDrawing" xmlns:w10="urn:schemas-microsoft-com:office:word" xmlns:w="http://schemas.openxmlformats.org/wordprocessingml/2006/main" xmlns:w14="http://schemas.microsoft.com/office/word/2010/wordml" xmlns:w15="http://schemas.microsoft.com/office/word/2012/wordml" xmlns:w16cei="http://schemas.microsoft.com/office/word/2026/wordml/cei" xmlns:w16cex="http://schemas.microsoft.com/office/word/2018/wordml/cex" xmlns:w16cid="http://schemas.microsoft.com/office/word/2016/wordml/cid" xmlns:w16="http://schemas.microsoft.com/office/word/2018/wordml" xmlns:w16du="http://schemas.microsoft.com/office/word/2023/wordml/word16du" xmlns:w16sdtdh="http://schemas.microsoft.com/office/word/2020/wordml/sdtdatahash" xmlns:w16sdtfl="http://schemas.microsoft.com/office/word/2024/wordml/sdtformatlock" xmlns:w16se="http://schemas.microsoft.com/office/word/2015/wordml/symex" xmlns:wpg="http://schemas.microsoft.com/office/word/2010/wordprocessingGroup" xmlns:wpi="http://schemas.microsoft.com/office/word/2010/wordprocessingInk" xmlns:wne="http://schemas.microsoft.com/office/word/2006/wordml" xmlns:wps="http://schemas.microsoft.com/office/word/2010/wordprocessingShape" mc:Ignorable="w14 w15 w16se w16cid w16 w16cex w16sdtdh w16sdtfl w16du wp14">
   <w:endnote w:type="separator" w:id="-1">
     <w:p>
       <w:r>
@@ -1571,7 +1571,7 @@
 </file>
 
 <file path=word/footer1.xml><?xml version="1.0" encoding="utf-8"?>
-<w:ftr xmlns:wpc="http://schemas.microsoft.com/office/word/2010/wordprocessingCanvas" xmlns:cx="http://schemas.microsoft.com/office/drawing/2014/chartex" xmlns:cx1="http://schemas.microsoft.com/office/drawing/2015/9/8/chartex" xmlns:cx2="http://schemas.microsoft.com/office/drawing/2015/10/21/chartex" xmlns:cx3="http://schemas.microsoft.com/office/drawing/2016/5/9/chartex" xmlns:cx4="http://schemas.microsoft.com/office/drawing/2016/5/10/chartex" xmlns:cx5="http://schemas.microsoft.com/office/drawing/2016/5/11/chartex" xmlns:cx6="http://schemas.microsoft.com/office/drawing/2016/5/12/chartex" xmlns:cx7="http://schemas.microsoft.com/office/drawing/2016/5/13/chartex" xmlns:cx8="http://schemas.microsoft.com/office/drawing/2016/5/14/chartex" xmlns:mc="http://schemas.openxmlformats.org/markup-compatibility/2006" xmlns:aink="http://schemas.microsoft.com/office/drawing/2016/ink" xmlns:am3d="http://schemas.microsoft.com/office/drawing/2017/model3d" xmlns:o="urn:schemas-microsoft-com:office:office" xmlns:oel="http://schemas.microsoft.com/office/2019/extlst" xmlns:r="http://schemas.openxmlformats.org/officeDocument/2006/relationships" xmlns:m="http://schemas.openxmlformats.org/officeDocument/2006/math" xmlns:v="urn:schemas-microsoft-com:vml" xmlns:wp14="http://schemas.microsoft.com/office/word/2010/wordprocessingDrawing" xmlns:wp="http://schemas.openxmlformats.org/drawingml/2006/wordprocessingDrawing" xmlns:w10="urn:schemas-microsoft-com:office:word" xmlns:w="http://schemas.openxmlformats.org/wordprocessingml/2006/main" xmlns:w14="http://schemas.microsoft.com/office/word/2010/wordml" xmlns:w15="http://schemas.microsoft.com/office/word/2012/wordml" xmlns:w16cex="http://schemas.microsoft.com/office/word/2018/wordml/cex" xmlns:w16cid="http://schemas.microsoft.com/office/word/2016/wordml/cid" xmlns:w16="http://schemas.microsoft.com/office/word/2018/wordml" xmlns:w16du="http://schemas.microsoft.com/office/word/2023/wordml/word16du" xmlns:w16sdtdh="http://schemas.microsoft.com/office/word/2020/wordml/sdtdatahash" xmlns:w16sdtfl="http://schemas.microsoft.com/office/word/2024/wordml/sdtformatlock" xmlns:w16se="http://schemas.microsoft.com/office/word/2015/wordml/symex" xmlns:wpg="http://schemas.microsoft.com/office/word/2010/wordprocessingGroup" xmlns:wpi="http://schemas.microsoft.com/office/word/2010/wordprocessingInk" xmlns:wne="http://schemas.microsoft.com/office/word/2006/wordml" xmlns:wps="http://schemas.microsoft.com/office/word/2010/wordprocessingShape" mc:Ignorable="w14 w15 w16se w16cid w16 w16cex w16sdtdh w16sdtfl w16du wp14">
+<w:ftr xmlns:wpc="http://schemas.microsoft.com/office/word/2010/wordprocessingCanvas" xmlns:cx="http://schemas.microsoft.com/office/drawing/2014/chartex" xmlns:cx1="http://schemas.microsoft.com/office/drawing/2015/9/8/chartex" xmlns:cx2="http://schemas.microsoft.com/office/drawing/2015/10/21/chartex" xmlns:cx3="http://schemas.microsoft.com/office/drawing/2016/5/9/chartex" xmlns:cx4="http://schemas.microsoft.com/office/drawing/2016/5/10/chartex" xmlns:cx5="http://schemas.microsoft.com/office/drawing/2016/5/11/chartex" xmlns:cx6="http://schemas.microsoft.com/office/drawing/2016/5/12/chartex" xmlns:cx7="http://schemas.microsoft.com/office/drawing/2016/5/13/chartex" xmlns:cx8="http://schemas.microsoft.com/office/drawing/2016/5/14/chartex" xmlns:mc="http://schemas.openxmlformats.org/markup-compatibility/2006" xmlns:aink="http://schemas.microsoft.com/office/drawing/2016/ink" xmlns:am3d="http://schemas.microsoft.com/office/drawing/2017/model3d" xmlns:o="urn:schemas-microsoft-com:office:office" xmlns:oel="http://schemas.microsoft.com/office/2019/extlst" xmlns:r="http://schemas.openxmlformats.org/officeDocument/2006/relationships" xmlns:m="http://schemas.openxmlformats.org/officeDocument/2006/math" xmlns:v="urn:schemas-microsoft-com:vml" xmlns:wp14="http://schemas.microsoft.com/office/word/2010/wordprocessingDrawing" xmlns:wp="http://schemas.openxmlformats.org/drawingml/2006/wordprocessingDrawing" xmlns:w10="urn:schemas-microsoft-com:office:word" xmlns:w="http://schemas.openxmlformats.org/wordprocessingml/2006/main" xmlns:w14="http://schemas.microsoft.com/office/word/2010/wordml" xmlns:w15="http://schemas.microsoft.com/office/word/2012/wordml" xmlns:w16cei="http://schemas.microsoft.com/office/word/2026/wordml/cei" xmlns:w16cex="http://schemas.microsoft.com/office/word/2018/wordml/cex" xmlns:w16cid="http://schemas.microsoft.com/office/word/2016/wordml/cid" xmlns:w16="http://schemas.microsoft.com/office/word/2018/wordml" xmlns:w16du="http://schemas.microsoft.com/office/word/2023/wordml/word16du" xmlns:w16sdtdh="http://schemas.microsoft.com/office/word/2020/wordml/sdtdatahash" xmlns:w16sdtfl="http://schemas.microsoft.com/office/word/2024/wordml/sdtformatlock" xmlns:w16se="http://schemas.microsoft.com/office/word/2015/wordml/symex" xmlns:wpg="http://schemas.microsoft.com/office/word/2010/wordprocessingGroup" xmlns:wpi="http://schemas.microsoft.com/office/word/2010/wordprocessingInk" xmlns:wne="http://schemas.microsoft.com/office/word/2006/wordml" xmlns:wps="http://schemas.microsoft.com/office/word/2010/wordprocessingShape" mc:Ignorable="w14 w15 w16se w16cid w16 w16cex w16sdtdh w16sdtfl w16du wp14">
   <w:sdt>
     <w:sdtPr>
       <w:id w:val="1062981965"/>
@@ -1674,7 +1674,7 @@
 </file>
 
 <file path=word/footer2.xml><?xml version="1.0" encoding="utf-8"?>
-<w:ftr xmlns:wpc="http://schemas.microsoft.com/office/word/2010/wordprocessingCanvas" xmlns:cx="http://schemas.microsoft.com/office/drawing/2014/chartex" xmlns:cx1="http://schemas.microsoft.com/office/drawing/2015/9/8/chartex" xmlns:cx2="http://schemas.microsoft.com/office/drawing/2015/10/21/chartex" xmlns:cx3="http://schemas.microsoft.com/office/drawing/2016/5/9/chartex" xmlns:cx4="http://schemas.microsoft.com/office/drawing/2016/5/10/chartex" xmlns:cx5="http://schemas.microsoft.com/office/drawing/2016/5/11/chartex" xmlns:cx6="http://schemas.microsoft.com/office/drawing/2016/5/12/chartex" xmlns:cx7="http://schemas.microsoft.com/office/drawing/2016/5/13/chartex" xmlns:cx8="http://schemas.microsoft.com/office/drawing/2016/5/14/chartex" xmlns:mc="http://schemas.openxmlformats.org/markup-compatibility/2006" xmlns:aink="http://schemas.microsoft.com/office/drawing/2016/ink" xmlns:am3d="http://schemas.microsoft.com/office/drawing/2017/model3d" xmlns:o="urn:schemas-microsoft-com:office:office" xmlns:oel="http://schemas.microsoft.com/office/2019/extlst" xmlns:r="http://schemas.openxmlformats.org/officeDocument/2006/relationships" xmlns:m="http://schemas.openxmlformats.org/officeDocument/2006/math" xmlns:v="urn:schemas-microsoft-com:vml" xmlns:wp14="http://schemas.microsoft.com/office/word/2010/wordprocessingDrawing" xmlns:wp="http://schemas.openxmlformats.org/drawingml/2006/wordprocessingDrawing" xmlns:w10="urn:schemas-microsoft-com:office:word" xmlns:w="http://schemas.openxmlformats.org/wordprocessingml/2006/main" xmlns:w14="http://schemas.microsoft.com/office/word/2010/wordml" xmlns:w15="http://schemas.microsoft.com/office/word/2012/wordml" xmlns:w16cex="http://schemas.microsoft.com/office/word/2018/wordml/cex" xmlns:w16cid="http://schemas.microsoft.com/office/word/2016/wordml/cid" xmlns:w16="http://schemas.microsoft.com/office/word/2018/wordml" xmlns:w16du="http://schemas.microsoft.com/office/word/2023/wordml/word16du" xmlns:w16sdtdh="http://schemas.microsoft.com/office/word/2020/wordml/sdtdatahash" xmlns:w16sdtfl="http://schemas.microsoft.com/office/word/2024/wordml/sdtformatlock" xmlns:w16se="http://schemas.microsoft.com/office/word/2015/wordml/symex" xmlns:wpg="http://schemas.microsoft.com/office/word/2010/wordprocessingGroup" xmlns:wpi="http://schemas.microsoft.com/office/word/2010/wordprocessingInk" xmlns:wne="http://schemas.microsoft.com/office/word/2006/wordml" xmlns:wps="http://schemas.microsoft.com/office/word/2010/wordprocessingShape" mc:Ignorable="w14 w15 w16se w16cid w16 w16cex w16sdtdh w16sdtfl w16du wp14">
+<w:ftr xmlns:wpc="http://schemas.microsoft.com/office/word/2010/wordprocessingCanvas" xmlns:cx="http://schemas.microsoft.com/office/drawing/2014/chartex" xmlns:cx1="http://schemas.microsoft.com/office/drawing/2015/9/8/chartex" xmlns:cx2="http://schemas.microsoft.com/office/drawing/2015/10/21/chartex" xmlns:cx3="http://schemas.microsoft.com/office/drawing/2016/5/9/chartex" xmlns:cx4="http://schemas.microsoft.com/office/drawing/2016/5/10/chartex" xmlns:cx5="http://schemas.microsoft.com/office/drawing/2016/5/11/chartex" xmlns:cx6="http://schemas.microsoft.com/office/drawing/2016/5/12/chartex" xmlns:cx7="http://schemas.microsoft.com/office/drawing/2016/5/13/chartex" xmlns:cx8="http://schemas.microsoft.com/office/drawing/2016/5/14/chartex" xmlns:mc="http://schemas.openxmlformats.org/markup-compatibility/2006" xmlns:aink="http://schemas.microsoft.com/office/drawing/2016/ink" xmlns:am3d="http://schemas.microsoft.com/office/drawing/2017/model3d" xmlns:o="urn:schemas-microsoft-com:office:office" xmlns:oel="http://schemas.microsoft.com/office/2019/extlst" xmlns:r="http://schemas.openxmlformats.org/officeDocument/2006/relationships" xmlns:m="http://schemas.openxmlformats.org/officeDocument/2006/math" xmlns:v="urn:schemas-microsoft-com:vml" xmlns:wp14="http://schemas.microsoft.com/office/word/2010/wordprocessingDrawing" xmlns:wp="http://schemas.openxmlformats.org/drawingml/2006/wordprocessingDrawing" xmlns:w10="urn:schemas-microsoft-com:office:word" xmlns:w="http://schemas.openxmlformats.org/wordprocessingml/2006/main" xmlns:w14="http://schemas.microsoft.com/office/word/2010/wordml" xmlns:w15="http://schemas.microsoft.com/office/word/2012/wordml" xmlns:w16cei="http://schemas.microsoft.com/office/word/2026/wordml/cei" xmlns:w16cex="http://schemas.microsoft.com/office/word/2018/wordml/cex" xmlns:w16cid="http://schemas.microsoft.com/office/word/2016/wordml/cid" xmlns:w16="http://schemas.microsoft.com/office/word/2018/wordml" xmlns:w16du="http://schemas.microsoft.com/office/word/2023/wordml/word16du" xmlns:w16sdtdh="http://schemas.microsoft.com/office/word/2020/wordml/sdtdatahash" xmlns:w16sdtfl="http://schemas.microsoft.com/office/word/2024/wordml/sdtformatlock" xmlns:w16se="http://schemas.microsoft.com/office/word/2015/wordml/symex" xmlns:wpg="http://schemas.microsoft.com/office/word/2010/wordprocessingGroup" xmlns:wpi="http://schemas.microsoft.com/office/word/2010/wordprocessingInk" xmlns:wne="http://schemas.microsoft.com/office/word/2006/wordml" xmlns:wps="http://schemas.microsoft.com/office/word/2010/wordprocessingShape" mc:Ignorable="w14 w15 w16se w16cid w16 w16cex w16sdtdh w16sdtfl w16du wp14">
   <w:p>
     <w:pPr>
       <w:pStyle w:val="Footer"/>
@@ -1763,7 +1763,7 @@
 </file>
 
 <file path=word/footnotes.xml><?xml version="1.0" encoding="utf-8"?>
-<w:footnotes xmlns:wpc="http://schemas.microsoft.com/office/word/2010/wordprocessingCanvas" xmlns:cx="http://schemas.microsoft.com/office/drawing/2014/chartex" xmlns:cx1="http://schemas.microsoft.com/office/drawing/2015/9/8/chartex" xmlns:cx2="http://schemas.microsoft.com/office/drawing/2015/10/21/chartex" xmlns:cx3="http://schemas.microsoft.com/office/drawing/2016/5/9/chartex" xmlns:cx4="http://schemas.microsoft.com/office/drawing/2016/5/10/chartex" xmlns:cx5="http://schemas.microsoft.com/office/drawing/2016/5/11/chartex" xmlns:cx6="http://schemas.microsoft.com/office/drawing/2016/5/12/chartex" xmlns:cx7="http://schemas.microsoft.com/office/drawing/2016/5/13/chartex" xmlns:cx8="http://schemas.microsoft.com/office/drawing/2016/5/14/chartex" xmlns:mc="http://schemas.openxmlformats.org/markup-compatibility/2006" xmlns:aink="http://schemas.microsoft.com/office/drawing/2016/ink" xmlns:am3d="http://schemas.microsoft.com/office/drawing/2017/model3d" xmlns:o="urn:schemas-microsoft-com:office:office" xmlns:oel="http://schemas.microsoft.com/office/2019/extlst" xmlns:r="http://schemas.openxmlformats.org/officeDocument/2006/relationships" xmlns:m="http://schemas.openxmlformats.org/officeDocument/2006/math" xmlns:v="urn:schemas-microsoft-com:vml" xmlns:wp14="http://schemas.microsoft.com/office/word/2010/wordprocessingDrawing" xmlns:wp="http://schemas.openxmlformats.org/drawingml/2006/wordprocessingDrawing" xmlns:w10="urn:schemas-microsoft-com:office:word" xmlns:w="http://schemas.openxmlformats.org/wordprocessingml/2006/main" xmlns:w14="http://schemas.microsoft.com/office/word/2010/wordml" xmlns:w15="http://schemas.microsoft.com/office/word/2012/wordml" xmlns:w16cex="http://schemas.microsoft.com/office/word/2018/wordml/cex" xmlns:w16cid="http://schemas.microsoft.com/office/word/2016/wordml/cid" xmlns:w16="http://schemas.microsoft.com/office/word/2018/wordml" xmlns:w16du="http://schemas.microsoft.com/office/word/2023/wordml/word16du" xmlns:w16sdtdh="http://schemas.microsoft.com/office/word/2020/wordml/sdtdatahash" xmlns:w16sdtfl="http://schemas.microsoft.com/office/word/2024/wordml/sdtformatlock" xmlns:w16se="http://schemas.microsoft.com/office/word/2015/wordml/symex" xmlns:wpg="http://schemas.microsoft.com/office/word/2010/wordprocessingGroup" xmlns:wpi="http://schemas.microsoft.com/office/word/2010/wordprocessingInk" xmlns:wne="http://schemas.microsoft.com/office/word/2006/wordml" xmlns:wps="http://schemas.microsoft.com/office/word/2010/wordprocessingShape" mc:Ignorable="w14 w15 w16se w16cid w16 w16cex w16sdtdh w16sdtfl w16du wp14">
+<w:footnotes xmlns:wpc="http://schemas.microsoft.com/office/word/2010/wordprocessingCanvas" xmlns:cx="http://schemas.microsoft.com/office/drawing/2014/chartex" xmlns:cx1="http://schemas.microsoft.com/office/drawing/2015/9/8/chartex" xmlns:cx2="http://schemas.microsoft.com/office/drawing/2015/10/21/chartex" xmlns:cx3="http://schemas.microsoft.com/office/drawing/2016/5/9/chartex" xmlns:cx4="http://schemas.microsoft.com/office/drawing/2016/5/10/chartex" xmlns:cx5="http://schemas.microsoft.com/office/drawing/2016/5/11/chartex" xmlns:cx6="http://schemas.microsoft.com/office/drawing/2016/5/12/chartex" xmlns:cx7="http://schemas.microsoft.com/office/drawing/2016/5/13/chartex" xmlns:cx8="http://schemas.microsoft.com/office/drawing/2016/5/14/chartex" xmlns:mc="http://schemas.openxmlformats.org/markup-compatibility/2006" xmlns:aink="http://schemas.microsoft.com/office/drawing/2016/ink" xmlns:am3d="http://schemas.microsoft.com/office/drawing/2017/model3d" xmlns:o="urn:schemas-microsoft-com:office:office" xmlns:oel="http://schemas.microsoft.com/office/2019/extlst" xmlns:r="http://schemas.openxmlformats.org/officeDocument/2006/relationships" xmlns:m="http://schemas.openxmlformats.org/officeDocument/2006/math" xmlns:v="urn:schemas-microsoft-com:vml" xmlns:wp14="http://schemas.microsoft.com/office/word/2010/wordprocessingDrawing" xmlns:wp="http://schemas.openxmlformats.org/drawingml/2006/wordprocessingDrawing" xmlns:w10="urn:schemas-microsoft-com:office:word" xmlns:w="http://schemas.openxmlformats.org/wordprocessingml/2006/main" xmlns:w14="http://schemas.microsoft.com/office/word/2010/wordml" xmlns:w15="http://schemas.microsoft.com/office/word/2012/wordml" xmlns:w16cei="http://schemas.microsoft.com/office/word/2026/wordml/cei" xmlns:w16cex="http://schemas.microsoft.com/office/word/2018/wordml/cex" xmlns:w16cid="http://schemas.microsoft.com/office/word/2016/wordml/cid" xmlns:w16="http://schemas.microsoft.com/office/word/2018/wordml" xmlns:w16du="http://schemas.microsoft.com/office/word/2023/wordml/word16du" xmlns:w16sdtdh="http://schemas.microsoft.com/office/word/2020/wordml/sdtdatahash" xmlns:w16sdtfl="http://schemas.microsoft.com/office/word/2024/wordml/sdtformatlock" xmlns:w16se="http://schemas.microsoft.com/office/word/2015/wordml/symex" xmlns:wpg="http://schemas.microsoft.com/office/word/2010/wordprocessingGroup" xmlns:wpi="http://schemas.microsoft.com/office/word/2010/wordprocessingInk" xmlns:wne="http://schemas.microsoft.com/office/word/2006/wordml" xmlns:wps="http://schemas.microsoft.com/office/word/2010/wordprocessingShape" mc:Ignorable="w14 w15 w16se w16cid w16 w16cex w16sdtdh w16sdtfl w16du wp14">
   <w:footnote w:type="separator" w:id="-1">
     <w:p>
       <w:r>
@@ -1782,7 +1782,7 @@
 </file>
 
 <file path=word/header1.xml><?xml version="1.0" encoding="utf-8"?>
-<w:hdr xmlns:wpc="http://schemas.microsoft.com/office/word/2010/wordprocessingCanvas" xmlns:cx="http://schemas.microsoft.com/office/drawing/2014/chartex" xmlns:cx1="http://schemas.microsoft.com/office/drawing/2015/9/8/chartex" xmlns:cx2="http://schemas.microsoft.com/office/drawing/2015/10/21/chartex" xmlns:cx3="http://schemas.microsoft.com/office/drawing/2016/5/9/chartex" xmlns:cx4="http://schemas.microsoft.com/office/drawing/2016/5/10/chartex" xmlns:cx5="http://schemas.microsoft.com/office/drawing/2016/5/11/chartex" xmlns:cx6="http://schemas.microsoft.com/office/drawing/2016/5/12/chartex" xmlns:cx7="http://schemas.microsoft.com/office/drawing/2016/5/13/chartex" xmlns:cx8="http://schemas.microsoft.com/office/drawing/2016/5/14/chartex" xmlns:mc="http://schemas.openxmlformats.org/markup-compatibility/2006" xmlns:aink="http://schemas.microsoft.com/office/drawing/2016/ink" xmlns:am3d="http://schemas.microsoft.com/office/drawing/2017/model3d" xmlns:o="urn:schemas-microsoft-com:office:office" xmlns:oel="http://schemas.microsoft.com/office/2019/extlst" xmlns:r="http://schemas.openxmlformats.org/officeDocument/2006/relationships" xmlns:m="http://schemas.openxmlformats.org/officeDocument/2006/math" xmlns:v="urn:schemas-microsoft-com:vml" xmlns:wp14="http://schemas.microsoft.com/office/word/2010/wordprocessingDrawing" xmlns:wp="http://schemas.openxmlformats.org/drawingml/2006/wordprocessingDrawing" xmlns:w10="urn:schemas-microsoft-com:office:word" xmlns:w="http://schemas.openxmlformats.org/wordprocessingml/2006/main" xmlns:w14="http://schemas.microsoft.com/office/word/2010/wordml" xmlns:w15="http://schemas.microsoft.com/office/word/2012/wordml" xmlns:w16cex="http://schemas.microsoft.com/office/word/2018/wordml/cex" xmlns:w16cid="http://schemas.microsoft.com/office/word/2016/wordml/cid" xmlns:w16="http://schemas.microsoft.com/office/word/2018/wordml" xmlns:w16du="http://schemas.microsoft.com/office/word/2023/wordml/word16du" xmlns:w16sdtdh="http://schemas.microsoft.com/office/word/2020/wordml/sdtdatahash" xmlns:w16sdtfl="http://schemas.microsoft.com/office/word/2024/wordml/sdtformatlock" xmlns:w16se="http://schemas.microsoft.com/office/word/2015/wordml/symex" xmlns:wpg="http://schemas.microsoft.com/office/word/2010/wordprocessingGroup" xmlns:wpi="http://schemas.microsoft.com/office/word/2010/wordprocessingInk" xmlns:wne="http://schemas.microsoft.com/office/word/2006/wordml" xmlns:wps="http://schemas.microsoft.com/office/word/2010/wordprocessingShape" mc:Ignorable="w14 w15 w16se w16cid w16 w16cex w16sdtdh w16sdtfl w16du wp14">
+<w:hdr xmlns:wpc="http://schemas.microsoft.com/office/word/2010/wordprocessingCanvas" xmlns:cx="http://schemas.microsoft.com/office/drawing/2014/chartex" xmlns:cx1="http://schemas.microsoft.com/office/drawing/2015/9/8/chartex" xmlns:cx2="http://schemas.microsoft.com/office/drawing/2015/10/21/chartex" xmlns:cx3="http://schemas.microsoft.com/office/drawing/2016/5/9/chartex" xmlns:cx4="http://schemas.microsoft.com/office/drawing/2016/5/10/chartex" xmlns:cx5="http://schemas.microsoft.com/office/drawing/2016/5/11/chartex" xmlns:cx6="http://schemas.microsoft.com/office/drawing/2016/5/12/chartex" xmlns:cx7="http://schemas.microsoft.com/office/drawing/2016/5/13/chartex" xmlns:cx8="http://schemas.microsoft.com/office/drawing/2016/5/14/chartex" xmlns:mc="http://schemas.openxmlformats.org/markup-compatibility/2006" xmlns:aink="http://schemas.microsoft.com/office/drawing/2016/ink" xmlns:am3d="http://schemas.microsoft.com/office/drawing/2017/model3d" xmlns:o="urn:schemas-microsoft-com:office:office" xmlns:oel="http://schemas.microsoft.com/office/2019/extlst" xmlns:r="http://schemas.openxmlformats.org/officeDocument/2006/relationships" xmlns:m="http://schemas.openxmlformats.org/officeDocument/2006/math" xmlns:v="urn:schemas-microsoft-com:vml" xmlns:wp14="http://schemas.microsoft.com/office/word/2010/wordprocessingDrawing" xmlns:wp="http://schemas.openxmlformats.org/drawingml/2006/wordprocessingDrawing" xmlns:w10="urn:schemas-microsoft-com:office:word" xmlns:w="http://schemas.openxmlformats.org/wordprocessingml/2006/main" xmlns:w14="http://schemas.microsoft.com/office/word/2010/wordml" xmlns:w15="http://schemas.microsoft.com/office/word/2012/wordml" xmlns:w16cei="http://schemas.microsoft.com/office/word/2026/wordml/cei" xmlns:w16cex="http://schemas.microsoft.com/office/word/2018/wordml/cex" xmlns:w16cid="http://schemas.microsoft.com/office/word/2016/wordml/cid" xmlns:w16="http://schemas.microsoft.com/office/word/2018/wordml" xmlns:w16du="http://schemas.microsoft.com/office/word/2023/wordml/word16du" xmlns:w16sdtdh="http://schemas.microsoft.com/office/word/2020/wordml/sdtdatahash" xmlns:w16sdtfl="http://schemas.microsoft.com/office/word/2024/wordml/sdtformatlock" xmlns:w16se="http://schemas.microsoft.com/office/word/2015/wordml/symex" xmlns:wpg="http://schemas.microsoft.com/office/word/2010/wordprocessingGroup" xmlns:wpi="http://schemas.microsoft.com/office/word/2010/wordprocessingInk" xmlns:wne="http://schemas.microsoft.com/office/word/2006/wordml" xmlns:wps="http://schemas.microsoft.com/office/word/2010/wordprocessingShape" mc:Ignorable="w14 w15 w16se w16cid w16 w16cex w16sdtdh w16sdtfl w16du wp14">
   <w:p>
     <w:pPr>
       <w:pStyle w:val="Header"/>
@@ -1796,18 +1796,18 @@
         <w:noProof/>
       </w:rPr>
       <w:drawing>
-        <wp:anchor distT="0" distB="0" distL="114300" distR="114300" simplePos="0" relativeHeight="251659264" behindDoc="0" locked="0" layoutInCell="1" allowOverlap="1" wp14:anchorId="69EE6722" wp14:editId="79F76834">
+        <wp:anchor distT="0" distB="0" distL="114300" distR="114300" simplePos="0" relativeHeight="251659264" behindDoc="0" locked="0" layoutInCell="1" allowOverlap="1" wp14:anchorId="69EE6722" wp14:editId="3BF4453F">
           <wp:simplePos x="0" y="0"/>
           <wp:positionH relativeFrom="margin">
-            <wp:align>right</wp:align>
+            <wp:posOffset>5008880</wp:posOffset>
           </wp:positionH>
           <wp:positionV relativeFrom="paragraph">
-            <wp:posOffset>391795</wp:posOffset>
+            <wp:posOffset>309245</wp:posOffset>
           </wp:positionV>
           <wp:extent cx="1301750" cy="520700"/>
           <wp:effectExtent l="0" t="0" r="0" b="0"/>
           <wp:wrapNone/>
-          <wp:docPr id="1831711696" name="Picture 1831711696" descr="A white letter on a black background&#10;&#10;Description automatically generated"/>
+          <wp:docPr id="366440482" name="Picture 366440482" descr="A white letter on a black background&#10;&#10;Description automatically generated"/>
           <wp:cNvGraphicFramePr>
             <a:graphicFrameLocks xmlns:a="http://schemas.openxmlformats.org/drawingml/2006/main" noChangeAspect="1"/>
           </wp:cNvGraphicFramePr>
@@ -1934,7 +1934,22 @@
     <w:pPr>
       <w:pStyle w:val="Header"/>
       <w:spacing w:after="0"/>
-      <w:ind w:left="369"/>
+      <w:ind w:left="567"/>
+      <w:rPr>
+        <w:rFonts w:cs="Noto Sans Medium"/>
+        <w:sz w:val="12"/>
+        <w:szCs w:val="12"/>
+      </w:rPr>
+    </w:pPr>
+  </w:p>
+  <w:p>
+    <w:pPr>
+      <w:pStyle w:val="Header"/>
+      <w:tabs>
+        <w:tab w:val="left" w:pos="993"/>
+      </w:tabs>
+      <w:spacing w:after="0"/>
+      <w:ind w:left="993"/>
       <w:rPr>
         <w:rFonts w:cs="Noto Sans"/>
         <w:sz w:val="16"/>
@@ -1969,8 +1984,11 @@
   <w:p>
     <w:pPr>
       <w:pStyle w:val="Header"/>
+      <w:tabs>
+        <w:tab w:val="left" w:pos="993"/>
+      </w:tabs>
       <w:spacing w:after="0"/>
-      <w:ind w:left="369"/>
+      <w:ind w:left="993"/>
       <w:rPr>
         <w:rFonts w:cs="Noto Sans"/>
         <w:sz w:val="16"/>
@@ -1983,201 +2001,238 @@
         <w:sz w:val="16"/>
         <w:szCs w:val="16"/>
       </w:rPr>
-      <w:t>{d.</w:t>
+      <w:t>{d.address_line_2}</w:t>
     </w:r>
-    <w:r>
+  </w:p>
+  <w:p>
+    <w:pPr>
+      <w:pStyle w:val="Header"/>
+      <w:tabs>
+        <w:tab w:val="left" w:pos="993"/>
+      </w:tabs>
+      <w:spacing w:after="0"/>
+      <w:ind w:left="993"/>
       <w:rPr>
         <w:rFonts w:cs="Noto Sans"/>
         <w:sz w:val="16"/>
         <w:szCs w:val="16"/>
       </w:rPr>
-      <w:t>address_line_2</w:t>
-    </w:r>
+    </w:pPr>
     <w:r>
       <w:rPr>
         <w:rFonts w:cs="Noto Sans"/>
         <w:sz w:val="16"/>
         <w:szCs w:val="16"/>
       </w:rPr>
-      <w:t>}</w:t>
+      <w:t>{d.address_line_3}</w:t>
+    </w:r>
+  </w:p>
+  <w:p>
+    <w:pPr>
+      <w:pStyle w:val="Header"/>
+      <w:tabs>
+        <w:tab w:val="left" w:pos="993"/>
+      </w:tabs>
+      <w:spacing w:after="0"/>
+      <w:ind w:left="993"/>
+      <w:rPr>
+        <w:rFonts w:cs="Noto Sans"/>
+        <w:sz w:val="16"/>
+        <w:szCs w:val="16"/>
+      </w:rPr>
+    </w:pPr>
+    <w:r>
+      <w:rPr>
+        <w:rFonts w:cs="Noto Sans"/>
+        <w:sz w:val="16"/>
+        <w:szCs w:val="16"/>
+      </w:rPr>
+      <w:t>{d.address_line_4}</w:t>
+    </w:r>
+  </w:p>
+  <w:p>
+    <w:pPr>
+      <w:pStyle w:val="Header"/>
+      <w:tabs>
+        <w:tab w:val="left" w:pos="993"/>
+      </w:tabs>
+      <w:spacing w:after="0"/>
+      <w:ind w:left="993"/>
+      <w:rPr>
+        <w:rFonts w:cs="Noto Sans"/>
+        <w:sz w:val="16"/>
+        <w:szCs w:val="16"/>
+      </w:rPr>
+    </w:pPr>
+    <w:r>
+      <w:rPr>
+        <w:rFonts w:cs="Noto Sans"/>
+        <w:sz w:val="16"/>
+        <w:szCs w:val="16"/>
+      </w:rPr>
+      <w:t>{d.address_line_5}</w:t>
+    </w:r>
+  </w:p>
+  <w:p>
+    <w:pPr>
+      <w:pStyle w:val="Header"/>
+      <w:tabs>
+        <w:tab w:val="left" w:pos="993"/>
+      </w:tabs>
+      <w:spacing w:after="0"/>
+      <w:ind w:left="993"/>
+      <w:rPr>
+        <w:rFonts w:cs="Noto Sans"/>
+        <w:sz w:val="16"/>
+        <w:szCs w:val="16"/>
+      </w:rPr>
+    </w:pPr>
+    <w:r>
+      <w:rPr>
+        <w:rFonts w:cs="Noto Sans"/>
+        <w:sz w:val="16"/>
+        <w:szCs w:val="16"/>
+      </w:rPr>
+      <w:t>{d.address_line_6}</w:t>
+    </w:r>
+  </w:p>
+  <w:p>
+    <w:pPr>
+      <w:pStyle w:val="Header"/>
+      <w:tabs>
+        <w:tab w:val="left" w:pos="993"/>
+      </w:tabs>
+      <w:spacing w:after="0"/>
+      <w:ind w:left="993"/>
+      <w:rPr>
+        <w:rFonts w:cs="Noto Sans"/>
+        <w:sz w:val="16"/>
+        <w:szCs w:val="16"/>
+      </w:rPr>
+    </w:pPr>
+    <w:r>
+      <w:rPr>
+        <w:rFonts w:cs="Noto Sans"/>
+        <w:sz w:val="16"/>
+        <w:szCs w:val="16"/>
+      </w:rPr>
+      <w:t>{d.address_line_7}</w:t>
     </w:r>
   </w:p>
   <w:p>
     <w:pPr>
       <w:pStyle w:val="Header"/>
       <w:spacing w:after="0"/>
-      <w:ind w:left="369"/>
+      <w:jc w:val="right"/>
       <w:rPr>
         <w:rFonts w:cs="Noto Sans"/>
         <w:sz w:val="16"/>
         <w:szCs w:val="16"/>
       </w:rPr>
     </w:pPr>
-    <w:r>
-      <w:rPr>
-        <w:rFonts w:cs="Noto Sans"/>
-        <w:sz w:val="16"/>
-        <w:szCs w:val="16"/>
-      </w:rPr>
-      <w:t>{d.</w:t>
-    </w:r>
-    <w:r>
-      <w:rPr>
-        <w:rFonts w:cs="Noto Sans"/>
-        <w:sz w:val="16"/>
-        <w:szCs w:val="16"/>
-      </w:rPr>
-      <w:t>address_line_3</w:t>
-    </w:r>
-    <w:r>
-      <w:rPr>
-        <w:rFonts w:cs="Noto Sans"/>
-        <w:sz w:val="16"/>
-        <w:szCs w:val="16"/>
-      </w:rPr>
-      <w:t>}</w:t>
-    </w:r>
   </w:p>
   <w:p>
     <w:pPr>
       <w:pStyle w:val="Header"/>
       <w:spacing w:after="0"/>
-      <w:ind w:left="369"/>
-      <w:rPr>
-        <w:rFonts w:cs="Noto Sans"/>
-        <w:sz w:val="16"/>
-        <w:szCs w:val="16"/>
+      <w:jc w:val="right"/>
+      <w:rPr>
+        <w:rFonts w:cs="Noto Sans Medium"/>
+        <w:b/>
+        <w:bCs/>
+        <w:sz w:val="18"/>
+        <w:szCs w:val="18"/>
       </w:rPr>
     </w:pPr>
-    <w:r>
-      <w:rPr>
-        <w:rFonts w:cs="Noto Sans"/>
-        <w:sz w:val="16"/>
-        <w:szCs w:val="16"/>
-      </w:rPr>
-      <w:t>{d.</w:t>
-    </w:r>
-    <w:r>
-      <w:rPr>
-        <w:rFonts w:cs="Noto Sans"/>
-        <w:sz w:val="16"/>
-        <w:szCs w:val="16"/>
-      </w:rPr>
-      <w:t>address_line_4</w:t>
-    </w:r>
-    <w:r>
-      <w:rPr>
-        <w:rFonts w:cs="Noto Sans"/>
-        <w:sz w:val="16"/>
-        <w:szCs w:val="16"/>
-      </w:rPr>
-      <w:t>}</w:t>
-    </w:r>
   </w:p>
   <w:p>
     <w:pPr>
       <w:pStyle w:val="Header"/>
       <w:spacing w:after="0"/>
-      <w:ind w:left="369"/>
-      <w:rPr>
-        <w:rFonts w:cs="Noto Sans"/>
-        <w:sz w:val="16"/>
-        <w:szCs w:val="16"/>
+      <w:jc w:val="right"/>
+      <w:rPr>
+        <w:rFonts w:cs="Noto Sans Medium"/>
+        <w:b/>
+        <w:bCs/>
+        <w:sz w:val="18"/>
+        <w:szCs w:val="18"/>
       </w:rPr>
     </w:pPr>
-    <w:r>
-      <w:rPr>
-        <w:rFonts w:cs="Noto Sans"/>
-        <w:sz w:val="16"/>
-        <w:szCs w:val="16"/>
-      </w:rPr>
-      <w:t>{d.</w:t>
-    </w:r>
-    <w:r>
-      <w:rPr>
-        <w:rFonts w:cs="Noto Sans"/>
-        <w:sz w:val="16"/>
-        <w:szCs w:val="16"/>
-      </w:rPr>
-      <w:t>address_line_5</w:t>
-    </w:r>
-    <w:r>
-      <w:rPr>
-        <w:rFonts w:cs="Noto Sans"/>
-        <w:sz w:val="16"/>
-        <w:szCs w:val="16"/>
-      </w:rPr>
-      <w:t>}</w:t>
-    </w:r>
   </w:p>
   <w:p>
     <w:pPr>
       <w:pStyle w:val="Header"/>
       <w:spacing w:after="0"/>
-      <w:ind w:left="369"/>
-      <w:rPr>
-        <w:rFonts w:cs="Noto Sans"/>
-        <w:sz w:val="16"/>
-        <w:szCs w:val="16"/>
+      <w:jc w:val="right"/>
+      <w:rPr>
+        <w:rFonts w:cs="Noto Sans Medium"/>
+        <w:b/>
+        <w:bCs/>
+        <w:sz w:val="18"/>
+        <w:szCs w:val="18"/>
       </w:rPr>
     </w:pPr>
-    <w:r>
-      <w:rPr>
-        <w:rFonts w:cs="Noto Sans"/>
-        <w:sz w:val="16"/>
-        <w:szCs w:val="16"/>
-      </w:rPr>
-      <w:t>{d.</w:t>
-    </w:r>
-    <w:r>
-      <w:rPr>
-        <w:rFonts w:cs="Noto Sans"/>
-        <w:sz w:val="16"/>
-        <w:szCs w:val="16"/>
-      </w:rPr>
-      <w:t>address_line_6</w:t>
-    </w:r>
-    <w:r>
-      <w:rPr>
-        <w:rFonts w:cs="Noto Sans"/>
-        <w:sz w:val="16"/>
-        <w:szCs w:val="16"/>
-      </w:rPr>
-      <w:t>}</w:t>
-    </w:r>
   </w:p>
   <w:p>
     <w:pPr>
       <w:pStyle w:val="Header"/>
       <w:spacing w:after="0"/>
-      <w:ind w:left="369"/>
+      <w:jc w:val="right"/>
+      <w:rPr>
+        <w:rFonts w:cs="Noto Sans Medium"/>
+        <w:b/>
+        <w:bCs/>
+        <w:sz w:val="18"/>
+        <w:szCs w:val="18"/>
+      </w:rPr>
+    </w:pPr>
+  </w:p>
+  <w:p>
+    <w:pPr>
+      <w:pStyle w:val="Header"/>
+      <w:spacing w:after="0"/>
+      <w:jc w:val="right"/>
+      <w:rPr>
+        <w:rFonts w:cs="Noto Sans Medium"/>
+        <w:b/>
+        <w:bCs/>
+        <w:sz w:val="18"/>
+        <w:szCs w:val="18"/>
+      </w:rPr>
+    </w:pPr>
+  </w:p>
+  <w:p>
+    <w:pPr>
+      <w:pStyle w:val="Header"/>
+      <w:spacing w:after="0"/>
+      <w:jc w:val="right"/>
       <w:rPr>
         <w:rFonts w:cs="Noto Sans"/>
-        <w:sz w:val="16"/>
-        <w:szCs w:val="16"/>
       </w:rPr>
     </w:pPr>
     <w:r>
       <w:rPr>
         <w:rFonts w:cs="Noto Sans"/>
-        <w:sz w:val="16"/>
-        <w:szCs w:val="16"/>
+        <w:b/>
+        <w:bCs/>
+      </w:rPr>
+      <w:t xml:space="preserve">Date: </w:t>
+    </w:r>
+    <w:r>
+      <w:rPr>
+        <w:rFonts w:cs="Noto Sans"/>
       </w:rPr>
       <w:t>{d.</w:t>
     </w:r>
     <w:r>
       <w:rPr>
         <w:rFonts w:cs="Noto Sans"/>
-        <w:sz w:val="16"/>
-        <w:szCs w:val="16"/>
-      </w:rPr>
-      <w:t>address_line_7</w:t>
+      </w:rPr>
+      <w:t>date</w:t>
     </w:r>
     <w:r>
       <w:rPr>
         <w:rFonts w:cs="Noto Sans"/>
-        <w:sz w:val="16"/>
-        <w:szCs w:val="16"/>
       </w:rPr>
       <w:t>}</w:t>
     </w:r>
@@ -2188,112 +2243,6 @@
       <w:spacing w:after="0"/>
       <w:jc w:val="right"/>
       <w:rPr>
-        <w:rFonts w:cs="Noto Sans Medium"/>
-        <w:b/>
-        <w:bCs/>
-        <w:sz w:val="18"/>
-        <w:szCs w:val="18"/>
-      </w:rPr>
-    </w:pPr>
-  </w:p>
-  <w:p>
-    <w:pPr>
-      <w:pStyle w:val="Header"/>
-      <w:spacing w:after="0"/>
-      <w:jc w:val="right"/>
-      <w:rPr>
-        <w:rFonts w:cs="Noto Sans Medium"/>
-        <w:b/>
-        <w:bCs/>
-        <w:sz w:val="18"/>
-        <w:szCs w:val="18"/>
-      </w:rPr>
-    </w:pPr>
-  </w:p>
-  <w:p>
-    <w:pPr>
-      <w:pStyle w:val="Header"/>
-      <w:spacing w:after="0"/>
-      <w:jc w:val="right"/>
-      <w:rPr>
-        <w:rFonts w:cs="Noto Sans Medium"/>
-        <w:b/>
-        <w:bCs/>
-        <w:sz w:val="18"/>
-        <w:szCs w:val="18"/>
-      </w:rPr>
-    </w:pPr>
-  </w:p>
-  <w:p>
-    <w:pPr>
-      <w:pStyle w:val="Header"/>
-      <w:spacing w:after="0"/>
-      <w:jc w:val="right"/>
-      <w:rPr>
-        <w:rFonts w:cs="Noto Sans Medium"/>
-        <w:b/>
-        <w:bCs/>
-        <w:sz w:val="18"/>
-        <w:szCs w:val="18"/>
-      </w:rPr>
-    </w:pPr>
-  </w:p>
-  <w:p>
-    <w:pPr>
-      <w:pStyle w:val="Header"/>
-      <w:spacing w:after="0"/>
-      <w:jc w:val="right"/>
-      <w:rPr>
-        <w:rFonts w:cs="Noto Sans Medium"/>
-        <w:b/>
-        <w:bCs/>
-        <w:sz w:val="18"/>
-        <w:szCs w:val="18"/>
-      </w:rPr>
-    </w:pPr>
-  </w:p>
-  <w:p>
-    <w:pPr>
-      <w:pStyle w:val="Header"/>
-      <w:spacing w:after="0"/>
-      <w:jc w:val="right"/>
-      <w:rPr>
-        <w:rFonts w:cs="Noto Sans"/>
-      </w:rPr>
-    </w:pPr>
-    <w:r>
-      <w:rPr>
-        <w:rFonts w:cs="Noto Sans"/>
-        <w:b/>
-        <w:bCs/>
-      </w:rPr>
-      <w:t xml:space="preserve">Date: </w:t>
-    </w:r>
-    <w:r>
-      <w:rPr>
-        <w:rFonts w:cs="Noto Sans"/>
-      </w:rPr>
-      <w:t>{d.</w:t>
-    </w:r>
-    <w:r>
-      <w:rPr>
-        <w:rFonts w:cs="Noto Sans"/>
-      </w:rPr>
-      <w:t>date</w:t>
-    </w:r>
-    <w:r>
-      <w:rPr>
-        <w:rFonts w:cs="Noto Sans"/>
-      </w:rPr>
-      <w:t>}</w:t>
-    </w:r>
-  </w:p>
-  <w:p>
-    <w:pPr>
-      <w:pStyle w:val="Header"/>
-      <w:spacing w:after="0"/>
-      <w:jc w:val="right"/>
-      <w:rPr>
         <w:rFonts w:cs="Noto Sans"/>
       </w:rPr>
     </w:pPr>
@@ -2328,7 +2277,7 @@
 </file>
 
 <file path=word/numbering.xml><?xml version="1.0" encoding="utf-8"?>
-<w:numbering xmlns:wpc="http://schemas.microsoft.com/office/word/2010/wordprocessingCanvas" xmlns:cx="http://schemas.microsoft.com/office/drawing/2014/chartex" xmlns:cx1="http://schemas.microsoft.com/office/drawing/2015/9/8/chartex" xmlns:cx2="http://schemas.microsoft.com/office/drawing/2015/10/21/chartex" xmlns:cx3="http://schemas.microsoft.com/office/drawing/2016/5/9/chartex" xmlns:cx4="http://schemas.microsoft.com/office/drawing/2016/5/10/chartex" xmlns:cx5="http://schemas.microsoft.com/office/drawing/2016/5/11/chartex" xmlns:cx6="http://schemas.microsoft.com/office/drawing/2016/5/12/chartex" xmlns:cx7="http://schemas.microsoft.com/office/drawing/2016/5/13/chartex" xmlns:cx8="http://schemas.microsoft.com/office/drawing/2016/5/14/chartex" xmlns:mc="http://schemas.openxmlformats.org/markup-compatibility/2006" xmlns:aink="http://schemas.microsoft.com/office/drawing/2016/ink" xmlns:am3d="http://schemas.microsoft.com/office/drawing/2017/model3d" xmlns:o="urn:schemas-microsoft-com:office:office" xmlns:oel="http://schemas.microsoft.com/office/2019/extlst" xmlns:r="http://schemas.openxmlformats.org/officeDocument/2006/relationships" xmlns:m="http://schemas.openxmlformats.org/officeDocument/2006/math" xmlns:v="urn:schemas-microsoft-com:vml" xmlns:wp14="http://schemas.microsoft.com/office/word/2010/wordprocessingDrawing" xmlns:wp="http://schemas.openxmlformats.org/drawingml/2006/wordprocessingDrawing" xmlns:w10="urn:schemas-microsoft-com:office:word" xmlns:w="http://schemas.openxmlformats.org/wordprocessingml/2006/main" xmlns:w14="http://schemas.microsoft.com/office/word/2010/wordml" xmlns:w15="http://schemas.microsoft.com/office/word/2012/wordml" xmlns:w16cex="http://schemas.microsoft.com/office/word/2018/wordml/cex" xmlns:w16cid="http://schemas.microsoft.com/office/word/2016/wordml/cid" xmlns:w16="http://schemas.microsoft.com/office/word/2018/wordml" xmlns:w16du="http://schemas.microsoft.com/office/word/2023/wordml/word16du" xmlns:w16sdtdh="http://schemas.microsoft.com/office/word/2020/wordml/sdtdatahash" xmlns:w16sdtfl="http://schemas.microsoft.com/office/word/2024/wordml/sdtformatlock" xmlns:w16se="http://schemas.microsoft.com/office/word/2015/wordml/symex" xmlns:wpg="http://schemas.microsoft.com/office/word/2010/wordprocessingGroup" xmlns:wpi="http://schemas.microsoft.com/office/word/2010/wordprocessingInk" xmlns:wne="http://schemas.microsoft.com/office/word/2006/wordml" xmlns:wps="http://schemas.microsoft.com/office/word/2010/wordprocessingShape" mc:Ignorable="w14 w15 w16se w16cid w16 w16cex w16sdtdh w16sdtfl w16du wp14">
+<w:numbering xmlns:wpc="http://schemas.microsoft.com/office/word/2010/wordprocessingCanvas" xmlns:cx="http://schemas.microsoft.com/office/drawing/2014/chartex" xmlns:cx1="http://schemas.microsoft.com/office/drawing/2015/9/8/chartex" xmlns:cx2="http://schemas.microsoft.com/office/drawing/2015/10/21/chartex" xmlns:cx3="http://schemas.microsoft.com/office/drawing/2016/5/9/chartex" xmlns:cx4="http://schemas.microsoft.com/office/drawing/2016/5/10/chartex" xmlns:cx5="http://schemas.microsoft.com/office/drawing/2016/5/11/chartex" xmlns:cx6="http://schemas.microsoft.com/office/drawing/2016/5/12/chartex" xmlns:cx7="http://schemas.microsoft.com/office/drawing/2016/5/13/chartex" xmlns:cx8="http://schemas.microsoft.com/office/drawing/2016/5/14/chartex" xmlns:mc="http://schemas.openxmlformats.org/markup-compatibility/2006" xmlns:aink="http://schemas.microsoft.com/office/drawing/2016/ink" xmlns:am3d="http://schemas.microsoft.com/office/drawing/2017/model3d" xmlns:o="urn:schemas-microsoft-com:office:office" xmlns:oel="http://schemas.microsoft.com/office/2019/extlst" xmlns:r="http://schemas.openxmlformats.org/officeDocument/2006/relationships" xmlns:m="http://schemas.openxmlformats.org/officeDocument/2006/math" xmlns:v="urn:schemas-microsoft-com:vml" xmlns:wp14="http://schemas.microsoft.com/office/word/2010/wordprocessingDrawing" xmlns:wp="http://schemas.openxmlformats.org/drawingml/2006/wordprocessingDrawing" xmlns:w10="urn:schemas-microsoft-com:office:word" xmlns:w="http://schemas.openxmlformats.org/wordprocessingml/2006/main" xmlns:w14="http://schemas.microsoft.com/office/word/2010/wordml" xmlns:w15="http://schemas.microsoft.com/office/word/2012/wordml" xmlns:w16cei="http://schemas.microsoft.com/office/word/2026/wordml/cei" xmlns:w16cex="http://schemas.microsoft.com/office/word/2018/wordml/cex" xmlns:w16cid="http://schemas.microsoft.com/office/word/2016/wordml/cid" xmlns:w16="http://schemas.microsoft.com/office/word/2018/wordml" xmlns:w16du="http://schemas.microsoft.com/office/word/2023/wordml/word16du" xmlns:w16sdtdh="http://schemas.microsoft.com/office/word/2020/wordml/sdtdatahash" xmlns:w16sdtfl="http://schemas.microsoft.com/office/word/2024/wordml/sdtformatlock" xmlns:w16se="http://schemas.microsoft.com/office/word/2015/wordml/symex" xmlns:wpg="http://schemas.microsoft.com/office/word/2010/wordprocessingGroup" xmlns:wpi="http://schemas.microsoft.com/office/word/2010/wordprocessingInk" xmlns:wne="http://schemas.microsoft.com/office/word/2006/wordml" xmlns:wps="http://schemas.microsoft.com/office/word/2010/wordprocessingShape" mc:Ignorable="w14 w15 w16se w16cid w16 w16cex w16sdtdh w16sdtfl w16du wp14">
   <w:abstractNum w:abstractNumId="0" w15:restartNumberingAfterBreak="0">
     <w:nsid w:val="2AF11543"/>
     <w:multiLevelType w:val="hybridMultilevel"/>
@@ -3579,7 +3528,7 @@
 </file>
 
 <file path=word/people.xml><?xml version="1.0" encoding="utf-8"?>
-<w15:people xmlns:wpc="http://schemas.microsoft.com/office/word/2010/wordprocessingCanvas" xmlns:cx="http://schemas.microsoft.com/office/drawing/2014/chartex" xmlns:cx1="http://schemas.microsoft.com/office/drawing/2015/9/8/chartex" xmlns:cx2="http://schemas.microsoft.com/office/drawing/2015/10/21/chartex" xmlns:cx3="http://schemas.microsoft.com/office/drawing/2016/5/9/chartex" xmlns:cx4="http://schemas.microsoft.com/office/drawing/2016/5/10/chartex" xmlns:cx5="http://schemas.microsoft.com/office/drawing/2016/5/11/chartex" xmlns:cx6="http://schemas.microsoft.com/office/drawing/2016/5/12/chartex" xmlns:cx7="http://schemas.microsoft.com/office/drawing/2016/5/13/chartex" xmlns:cx8="http://schemas.microsoft.com/office/drawing/2016/5/14/chartex" xmlns:mc="http://schemas.openxmlformats.org/markup-compatibility/2006" xmlns:aink="http://schemas.microsoft.com/office/drawing/2016/ink" xmlns:am3d="http://schemas.microsoft.com/office/drawing/2017/model3d" xmlns:o="urn:schemas-microsoft-com:office:office" xmlns:oel="http://schemas.microsoft.com/office/2019/extlst" xmlns:r="http://schemas.openxmlformats.org/officeDocument/2006/relationships" xmlns:m="http://schemas.openxmlformats.org/officeDocument/2006/math" xmlns:v="urn:schemas-microsoft-com:vml" xmlns:wp14="http://schemas.microsoft.com/office/word/2010/wordprocessingDrawing" xmlns:wp="http://schemas.openxmlformats.org/drawingml/2006/wordprocessingDrawing" xmlns:w10="urn:schemas-microsoft-com:office:word" xmlns:w="http://schemas.openxmlformats.org/wordprocessingml/2006/main" xmlns:w14="http://schemas.microsoft.com/office/word/2010/wordml" xmlns:w15="http://schemas.microsoft.com/office/word/2012/wordml" xmlns:w16cex="http://schemas.microsoft.com/office/word/2018/wordml/cex" xmlns:w16cid="http://schemas.microsoft.com/office/word/2016/wordml/cid" xmlns:w16="http://schemas.microsoft.com/office/word/2018/wordml" xmlns:w16du="http://schemas.microsoft.com/office/word/2023/wordml/word16du" xmlns:w16sdtdh="http://schemas.microsoft.com/office/word/2020/wordml/sdtdatahash" xmlns:w16sdtfl="http://schemas.microsoft.com/office/word/2024/wordml/sdtformatlock" xmlns:w16se="http://schemas.microsoft.com/office/word/2015/wordml/symex" xmlns:wpg="http://schemas.microsoft.com/office/word/2010/wordprocessingGroup" xmlns:wpi="http://schemas.microsoft.com/office/word/2010/wordprocessingInk" xmlns:wne="http://schemas.microsoft.com/office/word/2006/wordml" xmlns:wps="http://schemas.microsoft.com/office/word/2010/wordprocessingShape" mc:Ignorable="w14 w15 w16se w16cid w16 w16cex w16sdtdh w16sdtfl w16du wp14">
+<w15:people xmlns:wpc="http://schemas.microsoft.com/office/word/2010/wordprocessingCanvas" xmlns:cx="http://schemas.microsoft.com/office/drawing/2014/chartex" xmlns:cx1="http://schemas.microsoft.com/office/drawing/2015/9/8/chartex" xmlns:cx2="http://schemas.microsoft.com/office/drawing/2015/10/21/chartex" xmlns:cx3="http://schemas.microsoft.com/office/drawing/2016/5/9/chartex" xmlns:cx4="http://schemas.microsoft.com/office/drawing/2016/5/10/chartex" xmlns:cx5="http://schemas.microsoft.com/office/drawing/2016/5/11/chartex" xmlns:cx6="http://schemas.microsoft.com/office/drawing/2016/5/12/chartex" xmlns:cx7="http://schemas.microsoft.com/office/drawing/2016/5/13/chartex" xmlns:cx8="http://schemas.microsoft.com/office/drawing/2016/5/14/chartex" xmlns:mc="http://schemas.openxmlformats.org/markup-compatibility/2006" xmlns:aink="http://schemas.microsoft.com/office/drawing/2016/ink" xmlns:am3d="http://schemas.microsoft.com/office/drawing/2017/model3d" xmlns:o="urn:schemas-microsoft-com:office:office" xmlns:oel="http://schemas.microsoft.com/office/2019/extlst" xmlns:r="http://schemas.openxmlformats.org/officeDocument/2006/relationships" xmlns:m="http://schemas.openxmlformats.org/officeDocument/2006/math" xmlns:v="urn:schemas-microsoft-com:vml" xmlns:wp14="http://schemas.microsoft.com/office/word/2010/wordprocessingDrawing" xmlns:wp="http://schemas.openxmlformats.org/drawingml/2006/wordprocessingDrawing" xmlns:w10="urn:schemas-microsoft-com:office:word" xmlns:w="http://schemas.openxmlformats.org/wordprocessingml/2006/main" xmlns:w14="http://schemas.microsoft.com/office/word/2010/wordml" xmlns:w15="http://schemas.microsoft.com/office/word/2012/wordml" xmlns:w16cei="http://schemas.microsoft.com/office/word/2026/wordml/cei" xmlns:w16cex="http://schemas.microsoft.com/office/word/2018/wordml/cex" xmlns:w16cid="http://schemas.microsoft.com/office/word/2016/wordml/cid" xmlns:w16="http://schemas.microsoft.com/office/word/2018/wordml" xmlns:w16du="http://schemas.microsoft.com/office/word/2023/wordml/word16du" xmlns:w16sdtdh="http://schemas.microsoft.com/office/word/2020/wordml/sdtdatahash" xmlns:w16sdtfl="http://schemas.microsoft.com/office/word/2024/wordml/sdtformatlock" xmlns:w16se="http://schemas.microsoft.com/office/word/2015/wordml/symex" xmlns:wpg="http://schemas.microsoft.com/office/word/2010/wordprocessingGroup" xmlns:wpi="http://schemas.microsoft.com/office/word/2010/wordprocessingInk" xmlns:wne="http://schemas.microsoft.com/office/word/2006/wordml" xmlns:wps="http://schemas.microsoft.com/office/word/2010/wordprocessingShape" mc:Ignorable="w14 w15 w16se w16cid w16 w16cex w16sdtdh w16sdtfl w16du wp14">
   <w15:person w15:author="GIFFORD, Emma (NHS ENGLAND - X26)">
     <w15:presenceInfo w15:providerId="AD" w15:userId="S::emma.gifford4@nhs.net::ccf95563-42b7-4a59-8eb5-0a2143777171"/>
   </w15:person>
@@ -4184,6 +4133,7 @@
   <w:style w:type="character" w:default="1" w:styleId="DefaultParagraphFont">
     <w:name w:val="Default Paragraph Font"/>
     <w:uiPriority w:val="1"/>
+    <w:semiHidden/>
     <w:unhideWhenUsed/>
   </w:style>
   <w:style w:type="table" w:default="1" w:styleId="TableNormal">
